--- a/rapport_python_tournois.docx
+++ b/rapport_python_tournois.docx
@@ -773,17 +773,8 @@
                                     <w:sz w:val="72"/>
                                     <w:szCs w:val="72"/>
                                   </w:rPr>
-                                  <w:t xml:space="preserve">ProLeague — Application Web de Gestion de Tournois </w:t>
+                                  <w:t>ProLeague — Application Web de Gestion de Tournois E-sport</w:t>
                                 </w:r>
-                                <w:proofErr w:type="spellStart"/>
-                                <w:r>
-                                  <w:rPr>
-                                    <w:sz w:val="72"/>
-                                    <w:szCs w:val="72"/>
-                                  </w:rPr>
-                                  <w:t>E-sport</w:t>
-                                </w:r>
-                                <w:proofErr w:type="spellEnd"/>
                               </w:p>
                             </w:txbxContent>
                           </wps:txbx>
@@ -819,17 +810,8 @@
                               <w:sz w:val="72"/>
                               <w:szCs w:val="72"/>
                             </w:rPr>
-                            <w:t xml:space="preserve">ProLeague — Application Web de Gestion de Tournois </w:t>
+                            <w:t>ProLeague — Application Web de Gestion de Tournois E-sport</w:t>
                           </w:r>
-                          <w:proofErr w:type="spellStart"/>
-                          <w:r>
-                            <w:rPr>
-                              <w:sz w:val="72"/>
-                              <w:szCs w:val="72"/>
-                            </w:rPr>
-                            <w:t>E-sport</w:t>
-                          </w:r>
-                          <w:proofErr w:type="spellEnd"/>
                         </w:p>
                       </w:txbxContent>
                     </v:textbox>
@@ -2958,63 +2940,21 @@
         <w:rPr>
           <w:rFonts w:ascii="Times New Roman" w:hAnsi="Times New Roman" w:cs="Times New Roman"/>
         </w:rPr>
-        <w:t xml:space="preserve">Organiser un tournoi </w:t>
+        <w:t>Organiser un tournoi E-sport, c'est coordonner beaucoup de monde en même temps : les organisateurs, les équipes, les sponsors, le public... Sans outil adapté, on se retrouve vite à jongler entre des fichiers Excel, des Google Forms et des échanges en DM, ce qui génère inévitablement des erreurs, des oublis et une expérience franchement mauvaise pour tout le monde.</w:t>
       </w:r>
-      <w:proofErr w:type="spellStart"/>
+    </w:p>
+    <w:p>
+      <w:pPr>
+        <w:spacing w:line="360" w:lineRule="auto"/>
+        <w:rPr>
+          <w:rFonts w:ascii="Times New Roman" w:hAnsi="Times New Roman" w:cs="Times New Roman"/>
+        </w:rPr>
+      </w:pPr>
       <w:r>
         <w:rPr>
           <w:rFonts w:ascii="Times New Roman" w:hAnsi="Times New Roman" w:cs="Times New Roman"/>
         </w:rPr>
-        <w:t>E-sport</w:t>
-      </w:r>
-      <w:proofErr w:type="spellEnd"/>
-      <w:r>
-        <w:rPr>
-          <w:rFonts w:ascii="Times New Roman" w:hAnsi="Times New Roman" w:cs="Times New Roman"/>
-        </w:rPr>
-        <w:t>, c'est coordonner beaucoup de monde en même temps : les organisateurs, les équipes, les sponsors, le public... Sans outil adapté, on se retrouve vite à jongler entre des fichiers Excel, des Google Forms et des échanges en DM, ce qui génère inévitablement des erreurs, des oublis et une expérience franchement mauvaise pour tout le monde.</w:t>
-      </w:r>
-    </w:p>
-    <w:p>
-      <w:pPr>
-        <w:spacing w:line="360" w:lineRule="auto"/>
-        <w:rPr>
-          <w:rFonts w:ascii="Times New Roman" w:hAnsi="Times New Roman" w:cs="Times New Roman"/>
-        </w:rPr>
-      </w:pPr>
-      <w:r>
-        <w:rPr>
-          <w:rFonts w:ascii="Times New Roman" w:hAnsi="Times New Roman" w:cs="Times New Roman"/>
-        </w:rPr>
-        <w:t xml:space="preserve">C'est ce constat qui est au cœur de notre projet : comment construire une application web qui centralise tout </w:t>
-      </w:r>
-      <w:proofErr w:type="gramStart"/>
-      <w:r>
-        <w:rPr>
-          <w:rFonts w:ascii="Times New Roman" w:hAnsi="Times New Roman" w:cs="Times New Roman"/>
-        </w:rPr>
-        <w:t>ça  la</w:t>
-      </w:r>
-      <w:proofErr w:type="gramEnd"/>
-      <w:r>
-        <w:rPr>
-          <w:rFonts w:ascii="Times New Roman" w:hAnsi="Times New Roman" w:cs="Times New Roman"/>
-        </w:rPr>
-        <w:t xml:space="preserve"> gestion des tournois, des équipes, des </w:t>
-      </w:r>
-      <w:proofErr w:type="gramStart"/>
-      <w:r>
-        <w:rPr>
-          <w:rFonts w:ascii="Times New Roman" w:hAnsi="Times New Roman" w:cs="Times New Roman"/>
-        </w:rPr>
-        <w:t>dotations  avec</w:t>
-      </w:r>
-      <w:proofErr w:type="gramEnd"/>
-      <w:r>
-        <w:rPr>
-          <w:rFonts w:ascii="Times New Roman" w:hAnsi="Times New Roman" w:cs="Times New Roman"/>
-        </w:rPr>
-        <w:t xml:space="preserve"> une interface qui colle à l'univers gaming, et que n'importe qui puisse administrer sans toucher à une ligne de code ?</w:t>
+        <w:t>C'est ce constat qui est au cœur de notre projet : comment construire une application web qui centralise tout ça  la gestion des tournois, des équipes, des dotations  avec une interface qui colle à l'univers gaming, et que n'importe qui puisse administrer sans toucher à une ligne de code ?</w:t>
       </w:r>
     </w:p>
     <w:p>
@@ -3336,16 +3276,8 @@
         <w:rPr>
           <w:rFonts w:ascii="Times New Roman" w:hAnsi="Times New Roman" w:cs="Times New Roman"/>
         </w:rPr>
-        <w:t xml:space="preserve">Permettre de trier et filtrer les tournois par nom, jeu, date ou montant du </w:t>
+        <w:t>Permettre de trier et filtrer les tournois par nom, jeu, date ou montant du cashprize</w:t>
       </w:r>
-      <w:proofErr w:type="spellStart"/>
-      <w:r>
-        <w:rPr>
-          <w:rFonts w:ascii="Times New Roman" w:hAnsi="Times New Roman" w:cs="Times New Roman"/>
-        </w:rPr>
-        <w:t>cashprize</w:t>
-      </w:r>
-      <w:proofErr w:type="spellEnd"/>
     </w:p>
     <w:p>
       <w:pPr>
@@ -3780,55 +3712,7 @@
         <w:rPr>
           <w:rFonts w:ascii="Times New Roman" w:hAnsi="Times New Roman" w:cs="Times New Roman"/>
         </w:rPr>
-        <w:t>Un</w:t>
-      </w:r>
-      <w:r>
-        <w:rPr>
-          <w:rFonts w:ascii="Times New Roman" w:hAnsi="Times New Roman" w:cs="Times New Roman"/>
-        </w:rPr>
-        <w:t xml:space="preserve"> diagramme de classes pour une plateforme de tournois </w:t>
-      </w:r>
-      <w:proofErr w:type="spellStart"/>
-      <w:r>
-        <w:rPr>
-          <w:rFonts w:ascii="Times New Roman" w:hAnsi="Times New Roman" w:cs="Times New Roman"/>
-        </w:rPr>
-        <w:t>e-sport</w:t>
-      </w:r>
-      <w:proofErr w:type="spellEnd"/>
-      <w:r>
-        <w:rPr>
-          <w:rFonts w:ascii="Times New Roman" w:hAnsi="Times New Roman" w:cs="Times New Roman"/>
-        </w:rPr>
-        <w:t xml:space="preserve">. Un jeu peut avoir plusieurs tournois, et chaque tournoi peut avoir plusieurs équipes inscrites pour y participer. Les équipes ont un capitaine et un logo. Les tournois gèrent le </w:t>
-      </w:r>
-      <w:proofErr w:type="spellStart"/>
-      <w:r>
-        <w:rPr>
-          <w:rFonts w:ascii="Times New Roman" w:hAnsi="Times New Roman" w:cs="Times New Roman"/>
-        </w:rPr>
-        <w:t>prize</w:t>
-      </w:r>
-      <w:proofErr w:type="spellEnd"/>
-      <w:r>
-        <w:rPr>
-          <w:rFonts w:ascii="Times New Roman" w:hAnsi="Times New Roman" w:cs="Times New Roman"/>
-        </w:rPr>
-        <w:t xml:space="preserve"> money, le nombre maximum d'équipes, et vérifient s'ils sont complets ou s'il y a un gros </w:t>
-      </w:r>
-      <w:proofErr w:type="spellStart"/>
-      <w:r>
-        <w:rPr>
-          <w:rFonts w:ascii="Times New Roman" w:hAnsi="Times New Roman" w:cs="Times New Roman"/>
-        </w:rPr>
-        <w:t>cashprize</w:t>
-      </w:r>
-      <w:proofErr w:type="spellEnd"/>
-      <w:r>
-        <w:rPr>
-          <w:rFonts w:ascii="Times New Roman" w:hAnsi="Times New Roman" w:cs="Times New Roman"/>
-        </w:rPr>
-        <w:t>.</w:t>
+        <w:t>Un diagramme de classes pour une plateforme de tournois e-sport. Un jeu peut avoir plusieurs tournois, et chaque tournoi peut avoir plusieurs équipes inscrites pour y participer. Les équipes ont un capitaine et un logo. Les tournois gèrent le prize money, le nombre maximum d'équipes, et vérifient s'ils sont complets ou s'il y a un gros cashprize.</w:t>
       </w:r>
     </w:p>
     <w:p>
@@ -4212,27 +4096,7 @@
                 <w:sz w:val="21"/>
                 <w:szCs w:val="21"/>
               </w:rPr>
-              <w:t xml:space="preserve">Framework mature, ORM puissant, admin </w:t>
-            </w:r>
-            <w:proofErr w:type="gramStart"/>
-            <w:r>
-              <w:rPr>
-                <w:rFonts w:ascii="Times New Roman" w:hAnsi="Times New Roman" w:cs="Times New Roman"/>
-                <w:spacing w:val="8"/>
-                <w:sz w:val="21"/>
-                <w:szCs w:val="21"/>
-              </w:rPr>
-              <w:t>auto  c'est</w:t>
-            </w:r>
-            <w:proofErr w:type="gramEnd"/>
-            <w:r>
-              <w:rPr>
-                <w:rFonts w:ascii="Times New Roman" w:hAnsi="Times New Roman" w:cs="Times New Roman"/>
-                <w:spacing w:val="8"/>
-                <w:sz w:val="21"/>
-                <w:szCs w:val="21"/>
-              </w:rPr>
-              <w:t xml:space="preserve"> exactement ce qu'il faut pour rendre l'outil accessible à un non-développeur</w:t>
+              <w:t>Framework mature, ORM puissant, admin auto  c'est exactement ce qu'il faut pour rendre l'outil accessible à un non-développeur</w:t>
             </w:r>
           </w:p>
         </w:tc>
@@ -4332,27 +4196,7 @@
                 <w:sz w:val="21"/>
                 <w:szCs w:val="21"/>
               </w:rPr>
-              <w:t xml:space="preserve">Standard de facto, responsive par défaut, correspond bien aux </w:t>
-            </w:r>
-            <w:proofErr w:type="spellStart"/>
-            <w:r>
-              <w:rPr>
-                <w:rFonts w:ascii="Times New Roman" w:hAnsi="Times New Roman" w:cs="Times New Roman"/>
-                <w:spacing w:val="8"/>
-                <w:sz w:val="21"/>
-                <w:szCs w:val="21"/>
-              </w:rPr>
-              <w:t>specs</w:t>
-            </w:r>
-            <w:proofErr w:type="spellEnd"/>
-            <w:r>
-              <w:rPr>
-                <w:rFonts w:ascii="Times New Roman" w:hAnsi="Times New Roman" w:cs="Times New Roman"/>
-                <w:spacing w:val="8"/>
-                <w:sz w:val="21"/>
-                <w:szCs w:val="21"/>
-              </w:rPr>
-              <w:t xml:space="preserve"> visuelles du projet</w:t>
+              <w:t>Standard de facto, responsive par défaut, correspond bien aux specs visuelles du projet</w:t>
             </w:r>
           </w:p>
         </w:tc>
@@ -4742,7 +4586,7 @@
               <w:rPr>
                 <w:rFonts w:ascii="Times New Roman" w:hAnsi="Times New Roman" w:cs="Times New Roman"/>
               </w:rPr>
-              <w:t>Pillow</w:t>
+              <w:t>VS Code</w:t>
             </w:r>
           </w:p>
         </w:tc>
@@ -4762,7 +4606,7 @@
               <w:rPr>
                 <w:rFonts w:ascii="Times New Roman" w:hAnsi="Times New Roman" w:cs="Times New Roman"/>
               </w:rPr>
-              <w:t>10.x</w:t>
+              <w:t>1.88</w:t>
             </w:r>
           </w:p>
         </w:tc>
@@ -4782,7 +4626,7 @@
               <w:rPr>
                 <w:rFonts w:ascii="Times New Roman" w:hAnsi="Times New Roman" w:cs="Times New Roman"/>
               </w:rPr>
-              <w:t>Gestion des images</w:t>
+              <w:t>Éditeur de code</w:t>
             </w:r>
           </w:p>
         </w:tc>
@@ -4804,7 +4648,7 @@
               <w:rPr>
                 <w:rFonts w:ascii="Times New Roman" w:hAnsi="Times New Roman" w:cs="Times New Roman"/>
               </w:rPr>
-              <w:t>VS Code</w:t>
+              <w:t>Git</w:t>
             </w:r>
           </w:p>
         </w:tc>
@@ -4824,7 +4668,7 @@
               <w:rPr>
                 <w:rFonts w:ascii="Times New Roman" w:hAnsi="Times New Roman" w:cs="Times New Roman"/>
               </w:rPr>
-              <w:t>1.88</w:t>
+              <w:t>2.44</w:t>
             </w:r>
           </w:p>
         </w:tc>
@@ -4844,68 +4688,6 @@
               <w:rPr>
                 <w:rFonts w:ascii="Times New Roman" w:hAnsi="Times New Roman" w:cs="Times New Roman"/>
               </w:rPr>
-              <w:t>Éditeur de code</w:t>
-            </w:r>
-          </w:p>
-        </w:tc>
-      </w:tr>
-      <w:tr>
-        <w:tc>
-          <w:tcPr>
-            <w:tcW w:w="1413" w:type="dxa"/>
-            <w:hideMark/>
-          </w:tcPr>
-          <w:p>
-            <w:pPr>
-              <w:spacing w:line="360" w:lineRule="auto"/>
-              <w:rPr>
-                <w:rFonts w:ascii="Times New Roman" w:hAnsi="Times New Roman" w:cs="Times New Roman"/>
-              </w:rPr>
-            </w:pPr>
-            <w:r>
-              <w:rPr>
-                <w:rFonts w:ascii="Times New Roman" w:hAnsi="Times New Roman" w:cs="Times New Roman"/>
-              </w:rPr>
-              <w:t>Git</w:t>
-            </w:r>
-          </w:p>
-        </w:tc>
-        <w:tc>
-          <w:tcPr>
-            <w:tcW w:w="1134" w:type="dxa"/>
-            <w:hideMark/>
-          </w:tcPr>
-          <w:p>
-            <w:pPr>
-              <w:spacing w:line="360" w:lineRule="auto"/>
-              <w:rPr>
-                <w:rFonts w:ascii="Times New Roman" w:hAnsi="Times New Roman" w:cs="Times New Roman"/>
-              </w:rPr>
-            </w:pPr>
-            <w:r>
-              <w:rPr>
-                <w:rFonts w:ascii="Times New Roman" w:hAnsi="Times New Roman" w:cs="Times New Roman"/>
-              </w:rPr>
-              <w:t>2.44</w:t>
-            </w:r>
-          </w:p>
-        </w:tc>
-        <w:tc>
-          <w:tcPr>
-            <w:tcW w:w="2693" w:type="dxa"/>
-            <w:hideMark/>
-          </w:tcPr>
-          <w:p>
-            <w:pPr>
-              <w:spacing w:line="360" w:lineRule="auto"/>
-              <w:rPr>
-                <w:rFonts w:ascii="Times New Roman" w:hAnsi="Times New Roman" w:cs="Times New Roman"/>
-              </w:rPr>
-            </w:pPr>
-            <w:r>
-              <w:rPr>
-                <w:rFonts w:ascii="Times New Roman" w:hAnsi="Times New Roman" w:cs="Times New Roman"/>
-              </w:rPr>
               <w:t>Versioning</w:t>
             </w:r>
           </w:p>
@@ -4944,53 +4726,21 @@
           <w:b/>
           <w:bCs/>
         </w:rPr>
-        <w:t>Étape 1</w:t>
+        <w:t>Étape 1 :Mise en place du projet</w:t>
       </w:r>
-      <w:proofErr w:type="gramStart"/>
+    </w:p>
+    <w:p>
+      <w:pPr>
+        <w:spacing w:line="360" w:lineRule="auto"/>
+        <w:rPr>
+          <w:rFonts w:ascii="Times New Roman" w:hAnsi="Times New Roman" w:cs="Times New Roman"/>
+        </w:rPr>
+      </w:pPr>
       <w:r>
         <w:rPr>
           <w:rFonts w:ascii="Times New Roman" w:hAnsi="Times New Roman" w:cs="Times New Roman"/>
-          <w:b/>
-          <w:bCs/>
-        </w:rPr>
-        <w:t> :Mise</w:t>
-      </w:r>
-      <w:proofErr w:type="gramEnd"/>
-      <w:r>
-        <w:rPr>
-          <w:rFonts w:ascii="Times New Roman" w:hAnsi="Times New Roman" w:cs="Times New Roman"/>
-          <w:b/>
-          <w:bCs/>
-        </w:rPr>
-        <w:t xml:space="preserve"> en place du projet</w:t>
-      </w:r>
-    </w:p>
-    <w:p>
-      <w:pPr>
-        <w:spacing w:line="360" w:lineRule="auto"/>
-        <w:rPr>
-          <w:rFonts w:ascii="Times New Roman" w:hAnsi="Times New Roman" w:cs="Times New Roman"/>
-        </w:rPr>
-      </w:pPr>
-      <w:r>
-        <w:rPr>
-          <w:rFonts w:ascii="Times New Roman" w:hAnsi="Times New Roman" w:cs="Times New Roman"/>
-        </w:rPr>
-        <w:t xml:space="preserve">On a commencé par créer l'environnement virtuel, installer Django, et initialiser la structure. L'application tournois a été créée et ajoutée à </w:t>
-      </w:r>
-      <w:proofErr w:type="spellStart"/>
-      <w:r>
-        <w:rPr>
-          <w:rFonts w:ascii="Times New Roman" w:hAnsi="Times New Roman" w:cs="Times New Roman"/>
-        </w:rPr>
-        <w:t>Installed_apps</w:t>
-      </w:r>
-      <w:proofErr w:type="spellEnd"/>
-      <w:r>
-        <w:rPr>
-          <w:rFonts w:ascii="Times New Roman" w:hAnsi="Times New Roman" w:cs="Times New Roman"/>
-        </w:rPr>
-        <w:t>. On a ensuite configuré les fichiers statiques et médias dans settings.py.</w:t>
+        </w:rPr>
+        <w:t>On a commencé par créer l'environnement virtuel, installer Django, et initialiser la structure. L'application tournois a été créée et ajoutée à Installed_apps. On a ensuite configuré les fichiers statiques et médias dans settings.py.</w:t>
       </w:r>
     </w:p>
     <w:p>
@@ -5186,154 +4936,52 @@
           <w:b/>
           <w:bCs/>
         </w:rPr>
-        <w:t xml:space="preserve">Étape 5 : Les </w:t>
+        <w:t>Étape 5 : Les templates Bootstrap</w:t>
       </w:r>
-      <w:proofErr w:type="spellStart"/>
+    </w:p>
+    <w:p>
+      <w:pPr>
+        <w:spacing w:line="360" w:lineRule="auto"/>
+        <w:rPr>
+          <w:rFonts w:ascii="Times New Roman" w:hAnsi="Times New Roman" w:cs="Times New Roman"/>
+        </w:rPr>
+      </w:pPr>
       <w:r>
+        <w:rPr>
+          <w:rFonts w:ascii="Times New Roman" w:hAnsi="Times New Roman" w:cs="Times New Roman"/>
+        </w:rPr>
+        <w:t>Le template de base (base.html) définit la structure globale : une navbar Bootstrap dark avec le logo ProLeague, la zone de contenu, et le footer. Chaque page en hérite via {% extends "base.html" %}.</w:t>
+      </w:r>
+    </w:p>
+    <w:p>
+      <w:pPr>
+        <w:spacing w:line="360" w:lineRule="auto"/>
+        <w:rPr>
+          <w:rFonts w:ascii="Times New Roman" w:hAnsi="Times New Roman" w:cs="Times New Roman"/>
+        </w:rPr>
+      </w:pPr>
+      <w:r>
+        <w:rPr>
+          <w:rFonts w:ascii="Times New Roman" w:hAnsi="Times New Roman" w:cs="Times New Roman"/>
+        </w:rPr>
+        <w:t>liste.html implémente les cartes de tournois avec les badges sombres pour les jeux et les alertes dorées pour les cashprizes importants, comme prévu dans le cahier des charges.</w:t>
+      </w:r>
+    </w:p>
+    <w:p>
+      <w:pPr>
+        <w:spacing w:line="360" w:lineRule="auto"/>
         <w:rPr>
           <w:rFonts w:ascii="Times New Roman" w:hAnsi="Times New Roman" w:cs="Times New Roman"/>
           <w:b/>
           <w:bCs/>
         </w:rPr>
-        <w:t>templates</w:t>
-      </w:r>
-      <w:proofErr w:type="spellEnd"/>
+      </w:pPr>
       <w:r>
         <w:rPr>
           <w:rFonts w:ascii="Times New Roman" w:hAnsi="Times New Roman" w:cs="Times New Roman"/>
           <w:b/>
           <w:bCs/>
         </w:rPr>
-        <w:t xml:space="preserve"> Bootstrap</w:t>
-      </w:r>
-    </w:p>
-    <w:p>
-      <w:pPr>
-        <w:spacing w:line="360" w:lineRule="auto"/>
-        <w:rPr>
-          <w:rFonts w:ascii="Times New Roman" w:hAnsi="Times New Roman" w:cs="Times New Roman"/>
-        </w:rPr>
-      </w:pPr>
-      <w:r>
-        <w:rPr>
-          <w:rFonts w:ascii="Times New Roman" w:hAnsi="Times New Roman" w:cs="Times New Roman"/>
-        </w:rPr>
-        <w:t xml:space="preserve">Le </w:t>
-      </w:r>
-      <w:proofErr w:type="spellStart"/>
-      <w:r>
-        <w:rPr>
-          <w:rFonts w:ascii="Times New Roman" w:hAnsi="Times New Roman" w:cs="Times New Roman"/>
-        </w:rPr>
-        <w:t>template</w:t>
-      </w:r>
-      <w:proofErr w:type="spellEnd"/>
-      <w:r>
-        <w:rPr>
-          <w:rFonts w:ascii="Times New Roman" w:hAnsi="Times New Roman" w:cs="Times New Roman"/>
-        </w:rPr>
-        <w:t xml:space="preserve"> de base (base.html) définit la structure globale : une </w:t>
-      </w:r>
-      <w:proofErr w:type="spellStart"/>
-      <w:r>
-        <w:rPr>
-          <w:rFonts w:ascii="Times New Roman" w:hAnsi="Times New Roman" w:cs="Times New Roman"/>
-        </w:rPr>
-        <w:t>navbar</w:t>
-      </w:r>
-      <w:proofErr w:type="spellEnd"/>
-      <w:r>
-        <w:rPr>
-          <w:rFonts w:ascii="Times New Roman" w:hAnsi="Times New Roman" w:cs="Times New Roman"/>
-        </w:rPr>
-        <w:t xml:space="preserve"> Bootstrap </w:t>
-      </w:r>
-      <w:proofErr w:type="spellStart"/>
-      <w:r>
-        <w:rPr>
-          <w:rFonts w:ascii="Times New Roman" w:hAnsi="Times New Roman" w:cs="Times New Roman"/>
-        </w:rPr>
-        <w:t>dark</w:t>
-      </w:r>
-      <w:proofErr w:type="spellEnd"/>
-      <w:r>
-        <w:rPr>
-          <w:rFonts w:ascii="Times New Roman" w:hAnsi="Times New Roman" w:cs="Times New Roman"/>
-        </w:rPr>
-        <w:t xml:space="preserve"> avec le logo ProLeague, la zone de contenu, et le </w:t>
-      </w:r>
-      <w:proofErr w:type="spellStart"/>
-      <w:r>
-        <w:rPr>
-          <w:rFonts w:ascii="Times New Roman" w:hAnsi="Times New Roman" w:cs="Times New Roman"/>
-        </w:rPr>
-        <w:t>footer</w:t>
-      </w:r>
-      <w:proofErr w:type="spellEnd"/>
-      <w:r>
-        <w:rPr>
-          <w:rFonts w:ascii="Times New Roman" w:hAnsi="Times New Roman" w:cs="Times New Roman"/>
-        </w:rPr>
-        <w:t xml:space="preserve">. Chaque page en hérite via {% </w:t>
-      </w:r>
-      <w:proofErr w:type="spellStart"/>
-      <w:r>
-        <w:rPr>
-          <w:rFonts w:ascii="Times New Roman" w:hAnsi="Times New Roman" w:cs="Times New Roman"/>
-        </w:rPr>
-        <w:t>extends</w:t>
-      </w:r>
-      <w:proofErr w:type="spellEnd"/>
-      <w:r>
-        <w:rPr>
-          <w:rFonts w:ascii="Times New Roman" w:hAnsi="Times New Roman" w:cs="Times New Roman"/>
-        </w:rPr>
-        <w:t xml:space="preserve"> "base.html" %}.</w:t>
-      </w:r>
-    </w:p>
-    <w:p>
-      <w:pPr>
-        <w:spacing w:line="360" w:lineRule="auto"/>
-        <w:rPr>
-          <w:rFonts w:ascii="Times New Roman" w:hAnsi="Times New Roman" w:cs="Times New Roman"/>
-        </w:rPr>
-      </w:pPr>
-      <w:r>
-        <w:rPr>
-          <w:rFonts w:ascii="Times New Roman" w:hAnsi="Times New Roman" w:cs="Times New Roman"/>
-        </w:rPr>
-        <w:t xml:space="preserve">liste.html implémente les cartes de tournois avec les badges sombres pour les jeux et les alertes dorées pour les </w:t>
-      </w:r>
-      <w:proofErr w:type="spellStart"/>
-      <w:r>
-        <w:rPr>
-          <w:rFonts w:ascii="Times New Roman" w:hAnsi="Times New Roman" w:cs="Times New Roman"/>
-        </w:rPr>
-        <w:t>cashprizes</w:t>
-      </w:r>
-      <w:proofErr w:type="spellEnd"/>
-      <w:r>
-        <w:rPr>
-          <w:rFonts w:ascii="Times New Roman" w:hAnsi="Times New Roman" w:cs="Times New Roman"/>
-        </w:rPr>
-        <w:t xml:space="preserve"> importants, comme prévu dans le cahier des charges.</w:t>
-      </w:r>
-    </w:p>
-    <w:p>
-      <w:pPr>
-        <w:spacing w:line="360" w:lineRule="auto"/>
-        <w:rPr>
-          <w:rFonts w:ascii="Times New Roman" w:hAnsi="Times New Roman" w:cs="Times New Roman"/>
-          <w:b/>
-          <w:bCs/>
-        </w:rPr>
-      </w:pPr>
-      <w:r>
-        <w:rPr>
-          <w:rFonts w:ascii="Times New Roman" w:hAnsi="Times New Roman" w:cs="Times New Roman"/>
-          <w:b/>
-          <w:bCs/>
-        </w:rPr>
         <w:t>Étape 6 : Sécurité</w:t>
       </w:r>
     </w:p>
@@ -5348,21 +4996,7 @@
         <w:rPr>
           <w:rFonts w:ascii="Times New Roman" w:hAnsi="Times New Roman" w:cs="Times New Roman"/>
         </w:rPr>
-        <w:t xml:space="preserve">Les vues sensibles sont protégées par des décorateurs Django : @staff_member_required pour la création de tournois, @login_required pour l'inscription d'une équipe. Tous les formulaires incluent le </w:t>
-      </w:r>
-      <w:proofErr w:type="spellStart"/>
-      <w:r>
-        <w:rPr>
-          <w:rFonts w:ascii="Times New Roman" w:hAnsi="Times New Roman" w:cs="Times New Roman"/>
-        </w:rPr>
-        <w:t>token</w:t>
-      </w:r>
-      <w:proofErr w:type="spellEnd"/>
-      <w:r>
-        <w:rPr>
-          <w:rFonts w:ascii="Times New Roman" w:hAnsi="Times New Roman" w:cs="Times New Roman"/>
-        </w:rPr>
-        <w:t xml:space="preserve"> CSRF.</w:t>
+        <w:t>Les vues sensibles sont protégées par des décorateurs Django : @staff_member_required pour la création de tournois, @login_required pour l'inscription d'une équipe. Tous les formulaires incluent le token CSRF.</w:t>
       </w:r>
     </w:p>
     <w:p>
@@ -5538,19 +5172,8 @@
                 <w:sz w:val="21"/>
                 <w:szCs w:val="21"/>
               </w:rPr>
-              <w:t xml:space="preserve">Approche incrémentale : filtres appliqués conditionnellement sur le </w:t>
-            </w:r>
-            <w:proofErr w:type="spellStart"/>
-            <w:r>
-              <w:rPr>
-                <w:rFonts w:ascii="Times New Roman" w:hAnsi="Times New Roman" w:cs="Times New Roman"/>
-                <w:spacing w:val="8"/>
-                <w:sz w:val="21"/>
-                <w:szCs w:val="21"/>
-              </w:rPr>
-              <w:t>queryset</w:t>
-            </w:r>
-            <w:proofErr w:type="spellEnd"/>
+              <w:t>Approche incrémentale : filtres appliqués conditionnellement sur le queryset</w:t>
+            </w:r>
           </w:p>
         </w:tc>
       </w:tr>
@@ -5731,40 +5354,25 @@
         <w:rPr>
           <w:rFonts w:ascii="Times New Roman" w:hAnsi="Times New Roman" w:cs="Times New Roman"/>
         </w:rPr>
-        <w:t xml:space="preserve">            Finalement, ProLeague couvre l'ensemble des fonctionnalités prévues. L'interface est navigable, responsive et visuellement cohérente avec l'univers </w:t>
+        <w:t xml:space="preserve">            Finalement, ProLeague couvre l'ensemble des fonctionnalités prévues. L'interface est navigable, responsive et visuellement cohérente avec l'univers E-sport. L'admin Django est opérationnel et permet à un non-développeur de gérer tout le contenu de la plateforme sans friction.</w:t>
       </w:r>
-      <w:proofErr w:type="spellStart"/>
+    </w:p>
+    <w:p>
+      <w:pPr>
+        <w:spacing w:line="360" w:lineRule="auto"/>
+        <w:rPr>
+          <w:rFonts w:ascii="Times New Roman" w:hAnsi="Times New Roman" w:cs="Times New Roman"/>
+        </w:rPr>
+      </w:pPr>
       <w:r>
         <w:rPr>
           <w:rFonts w:ascii="Times New Roman" w:hAnsi="Times New Roman" w:cs="Times New Roman"/>
         </w:rPr>
-        <w:t>E-sport</w:t>
-      </w:r>
-      <w:proofErr w:type="spellEnd"/>
-      <w:r>
-        <w:rPr>
-          <w:rFonts w:ascii="Times New Roman" w:hAnsi="Times New Roman" w:cs="Times New Roman"/>
-        </w:rPr>
-        <w:t>. L'admin Django est opérationnel et permet à un non-développeur de gérer tout le contenu de la plateforme sans friction.</w:t>
-      </w:r>
-    </w:p>
-    <w:p>
-      <w:pPr>
-        <w:spacing w:line="360" w:lineRule="auto"/>
-        <w:rPr>
-          <w:rFonts w:ascii="Times New Roman" w:hAnsi="Times New Roman" w:cs="Times New Roman"/>
-        </w:rPr>
-      </w:pPr>
-      <w:r>
-        <w:rPr>
-          <w:rFonts w:ascii="Times New Roman" w:hAnsi="Times New Roman" w:cs="Times New Roman"/>
-          <w:noProof/>
-        </w:rPr>
         <w:drawing>
-          <wp:inline distT="0" distB="0" distL="0" distR="0" wp14:anchorId="31B5CD6B" wp14:editId="0A6F2384">
-            <wp:extent cx="5760720" cy="2522220"/>
+          <wp:inline distT="0" distB="0" distL="0" distR="0" wp14:anchorId="04D976BB" wp14:editId="153FA015">
+            <wp:extent cx="5760720" cy="2231390"/>
             <wp:effectExtent l="0" t="0" r="0" b="0"/>
-            <wp:docPr id="102004939" name="Image 1"/>
+            <wp:docPr id="251767611" name="Image 1"/>
             <wp:cNvGraphicFramePr>
               <a:graphicFrameLocks xmlns:a="http://schemas.openxmlformats.org/drawingml/2006/main" noChangeAspect="1"/>
             </wp:cNvGraphicFramePr>
@@ -5772,7 +5380,7 @@
               <a:graphicData uri="http://schemas.openxmlformats.org/drawingml/2006/picture">
                 <pic:pic xmlns:pic="http://schemas.openxmlformats.org/drawingml/2006/picture">
                   <pic:nvPicPr>
-                    <pic:cNvPr id="102004939" name=""/>
+                    <pic:cNvPr id="251767611" name=""/>
                     <pic:cNvPicPr/>
                   </pic:nvPicPr>
                   <pic:blipFill>
@@ -5784,7 +5392,7 @@
                   <pic:spPr>
                     <a:xfrm>
                       <a:off x="0" y="0"/>
-                      <a:ext cx="5760720" cy="2522220"/>
+                      <a:ext cx="5760720" cy="2231390"/>
                     </a:xfrm>
                     <a:prstGeom prst="rect">
                       <a:avLst/>
@@ -5807,13 +5415,12 @@
       <w:r>
         <w:rPr>
           <w:rFonts w:ascii="Times New Roman" w:hAnsi="Times New Roman" w:cs="Times New Roman"/>
-          <w:noProof/>
         </w:rPr>
         <w:drawing>
-          <wp:inline distT="0" distB="0" distL="0" distR="0" wp14:anchorId="6798B903" wp14:editId="2DA1654F">
-            <wp:extent cx="5760720" cy="2692400"/>
-            <wp:effectExtent l="0" t="0" r="0" b="0"/>
-            <wp:docPr id="1437474254" name="Image 1"/>
+          <wp:inline distT="0" distB="0" distL="0" distR="0" wp14:anchorId="174C1B6A" wp14:editId="4F3CB002">
+            <wp:extent cx="5760720" cy="2585085"/>
+            <wp:effectExtent l="0" t="0" r="0" b="5715"/>
+            <wp:docPr id="1756267423" name="Image 1"/>
             <wp:cNvGraphicFramePr>
               <a:graphicFrameLocks xmlns:a="http://schemas.openxmlformats.org/drawingml/2006/main" noChangeAspect="1"/>
             </wp:cNvGraphicFramePr>
@@ -5821,7 +5428,7 @@
               <a:graphicData uri="http://schemas.openxmlformats.org/drawingml/2006/picture">
                 <pic:pic xmlns:pic="http://schemas.openxmlformats.org/drawingml/2006/picture">
                   <pic:nvPicPr>
-                    <pic:cNvPr id="1437474254" name=""/>
+                    <pic:cNvPr id="1756267423" name=""/>
                     <pic:cNvPicPr/>
                   </pic:nvPicPr>
                   <pic:blipFill>
@@ -5833,7 +5440,7 @@
                   <pic:spPr>
                     <a:xfrm>
                       <a:off x="0" y="0"/>
-                      <a:ext cx="5760720" cy="2692400"/>
+                      <a:ext cx="5760720" cy="2585085"/>
                     </a:xfrm>
                     <a:prstGeom prst="rect">
                       <a:avLst/>
@@ -5912,13 +5519,12 @@
       <w:r>
         <w:rPr>
           <w:rFonts w:ascii="Times New Roman" w:hAnsi="Times New Roman" w:cs="Times New Roman"/>
-          <w:noProof/>
         </w:rPr>
         <w:drawing>
-          <wp:inline distT="0" distB="0" distL="0" distR="0" wp14:anchorId="186F964D" wp14:editId="331D9899">
-            <wp:extent cx="5760720" cy="2660015"/>
-            <wp:effectExtent l="0" t="0" r="0" b="6985"/>
-            <wp:docPr id="207944750" name="Image 1"/>
+          <wp:inline distT="0" distB="0" distL="0" distR="0" wp14:anchorId="4717A687" wp14:editId="488856DB">
+            <wp:extent cx="5760720" cy="2581275"/>
+            <wp:effectExtent l="0" t="0" r="0" b="9525"/>
+            <wp:docPr id="1296244236" name="Image 1"/>
             <wp:cNvGraphicFramePr>
               <a:graphicFrameLocks xmlns:a="http://schemas.openxmlformats.org/drawingml/2006/main" noChangeAspect="1"/>
             </wp:cNvGraphicFramePr>
@@ -5926,7 +5532,7 @@
               <a:graphicData uri="http://schemas.openxmlformats.org/drawingml/2006/picture">
                 <pic:pic xmlns:pic="http://schemas.openxmlformats.org/drawingml/2006/picture">
                   <pic:nvPicPr>
-                    <pic:cNvPr id="207944750" name=""/>
+                    <pic:cNvPr id="1296244236" name=""/>
                     <pic:cNvPicPr/>
                   </pic:nvPicPr>
                   <pic:blipFill>
@@ -5938,7 +5544,7 @@
                   <pic:spPr>
                     <a:xfrm>
                       <a:off x="0" y="0"/>
-                      <a:ext cx="5760720" cy="2660015"/>
+                      <a:ext cx="5760720" cy="2581275"/>
                     </a:xfrm>
                     <a:prstGeom prst="rect">
                       <a:avLst/>
@@ -5953,13 +5559,12 @@
       <w:r>
         <w:rPr>
           <w:rFonts w:ascii="Times New Roman" w:hAnsi="Times New Roman" w:cs="Times New Roman"/>
-          <w:noProof/>
         </w:rPr>
         <w:drawing>
-          <wp:inline distT="0" distB="0" distL="0" distR="0" wp14:anchorId="339755E8" wp14:editId="03CA25DC">
-            <wp:extent cx="5760720" cy="2674620"/>
+          <wp:inline distT="0" distB="0" distL="0" distR="0" wp14:anchorId="5C75532B" wp14:editId="7F2B0F2F">
+            <wp:extent cx="5760720" cy="2647950"/>
             <wp:effectExtent l="0" t="0" r="0" b="0"/>
-            <wp:docPr id="722629966" name="Image 1"/>
+            <wp:docPr id="825499266" name="Image 1"/>
             <wp:cNvGraphicFramePr>
               <a:graphicFrameLocks xmlns:a="http://schemas.openxmlformats.org/drawingml/2006/main" noChangeAspect="1"/>
             </wp:cNvGraphicFramePr>
@@ -5967,7 +5572,7 @@
               <a:graphicData uri="http://schemas.openxmlformats.org/drawingml/2006/picture">
                 <pic:pic xmlns:pic="http://schemas.openxmlformats.org/drawingml/2006/picture">
                   <pic:nvPicPr>
-                    <pic:cNvPr id="722629966" name=""/>
+                    <pic:cNvPr id="825499266" name=""/>
                     <pic:cNvPicPr/>
                   </pic:nvPicPr>
                   <pic:blipFill>
@@ -5979,7 +5584,7 @@
                   <pic:spPr>
                     <a:xfrm>
                       <a:off x="0" y="0"/>
-                      <a:ext cx="5760720" cy="2674620"/>
+                      <a:ext cx="5760720" cy="2647950"/>
                     </a:xfrm>
                     <a:prstGeom prst="rect">
                       <a:avLst/>
@@ -6031,6 +5636,7 @@
         <w:rPr>
           <w:rFonts w:cs="Times New Roman"/>
         </w:rPr>
+        <w:lastRenderedPageBreak/>
         <w:t>Analyse Critique</w:t>
       </w:r>
       <w:bookmarkEnd w:id="17"/>
@@ -6140,21 +5746,7 @@
         <w:rPr>
           <w:rFonts w:ascii="Times New Roman" w:hAnsi="Times New Roman" w:cs="Times New Roman"/>
         </w:rPr>
-        <w:t xml:space="preserve">En termes de perspectives, les suites naturelles seraient l'ajout d'un module de </w:t>
-      </w:r>
-      <w:proofErr w:type="spellStart"/>
-      <w:r>
-        <w:rPr>
-          <w:rFonts w:ascii="Times New Roman" w:hAnsi="Times New Roman" w:cs="Times New Roman"/>
-        </w:rPr>
-        <w:t>brackets</w:t>
-      </w:r>
-      <w:proofErr w:type="spellEnd"/>
-      <w:r>
-        <w:rPr>
-          <w:rFonts w:ascii="Times New Roman" w:hAnsi="Times New Roman" w:cs="Times New Roman"/>
-        </w:rPr>
-        <w:t xml:space="preserve"> pour gérer les phases de tournoi, un système de notifications, et une version mobile plus poussée. Le socle technique choisi (Django + PostgreSQL en production) supporte sans difficulté ces évolutions.</w:t>
+        <w:t>En termes de perspectives, les suites naturelles seraient l'ajout d'un module de brackets pour gérer les phases de tournoi, un système de notifications, et une version mobile plus poussée. Le socle technique choisi (Django + PostgreSQL en production) supporte sans difficulté ces évolutions.</w:t>
       </w:r>
     </w:p>
     <w:p>
@@ -8976,6 +8568,7 @@
   <w:style w:type="character" w:default="1" w:styleId="Policepardfaut">
     <w:name w:val="Default Paragraph Font"/>
     <w:uiPriority w:val="1"/>
+    <w:semiHidden/>
     <w:unhideWhenUsed/>
   </w:style>
   <w:style w:type="table" w:default="1" w:styleId="TableauNormal">

--- a/rapport_python_tournois.docx
+++ b/rapport_python_tournois.docx
@@ -773,8 +773,17 @@
                                     <w:sz w:val="72"/>
                                     <w:szCs w:val="72"/>
                                   </w:rPr>
-                                  <w:t>ProLeague — Application Web de Gestion de Tournois E-sport</w:t>
+                                  <w:t xml:space="preserve">ProLeague — Application Web de Gestion de Tournois </w:t>
                                 </w:r>
+                                <w:proofErr w:type="spellStart"/>
+                                <w:r>
+                                  <w:rPr>
+                                    <w:sz w:val="72"/>
+                                    <w:szCs w:val="72"/>
+                                  </w:rPr>
+                                  <w:t>E-sport</w:t>
+                                </w:r>
+                                <w:proofErr w:type="spellEnd"/>
                               </w:p>
                             </w:txbxContent>
                           </wps:txbx>
@@ -810,8 +819,17 @@
                               <w:sz w:val="72"/>
                               <w:szCs w:val="72"/>
                             </w:rPr>
-                            <w:t>ProLeague — Application Web de Gestion de Tournois E-sport</w:t>
+                            <w:t xml:space="preserve">ProLeague — Application Web de Gestion de Tournois </w:t>
                           </w:r>
+                          <w:proofErr w:type="spellStart"/>
+                          <w:r>
+                            <w:rPr>
+                              <w:sz w:val="72"/>
+                              <w:szCs w:val="72"/>
+                            </w:rPr>
+                            <w:t>E-sport</w:t>
+                          </w:r>
+                          <w:proofErr w:type="spellEnd"/>
                         </w:p>
                       </w:txbxContent>
                     </v:textbox>
@@ -876,7 +894,10 @@
                             <w:txbxContent>
                               <w:p>
                                 <w:r>
-                                  <w:t xml:space="preserve">Encadré </w:t>
+                                  <w:t>Encadré</w:t>
+                                </w:r>
+                                <w:r>
+                                  <w:t xml:space="preserve"> </w:t>
                                 </w:r>
                                 <w:r>
                                   <w:t>par</w:t>
@@ -912,7 +933,10 @@
                       <w:txbxContent>
                         <w:p>
                           <w:r>
-                            <w:t xml:space="preserve">Encadré </w:t>
+                            <w:t>Encadré</w:t>
+                          </w:r>
+                          <w:r>
+                            <w:t xml:space="preserve"> </w:t>
                           </w:r>
                           <w:r>
                             <w:t>par</w:t>
@@ -2940,7 +2964,21 @@
         <w:rPr>
           <w:rFonts w:ascii="Times New Roman" w:hAnsi="Times New Roman" w:cs="Times New Roman"/>
         </w:rPr>
-        <w:t>Organiser un tournoi E-sport, c'est coordonner beaucoup de monde en même temps : les organisateurs, les équipes, les sponsors, le public... Sans outil adapté, on se retrouve vite à jongler entre des fichiers Excel, des Google Forms et des échanges en DM, ce qui génère inévitablement des erreurs, des oublis et une expérience franchement mauvaise pour tout le monde.</w:t>
+        <w:t xml:space="preserve">Organiser un tournoi </w:t>
+      </w:r>
+      <w:proofErr w:type="spellStart"/>
+      <w:r>
+        <w:rPr>
+          <w:rFonts w:ascii="Times New Roman" w:hAnsi="Times New Roman" w:cs="Times New Roman"/>
+        </w:rPr>
+        <w:t>E-sport</w:t>
+      </w:r>
+      <w:proofErr w:type="spellEnd"/>
+      <w:r>
+        <w:rPr>
+          <w:rFonts w:ascii="Times New Roman" w:hAnsi="Times New Roman" w:cs="Times New Roman"/>
+        </w:rPr>
+        <w:t>, c'est coordonner beaucoup de monde en même temps : les organisateurs, les équipes, les sponsors, le public... Sans outil adapté, on se retrouve vite à jongler entre des fichiers Excel, des Google Forms et des échanges en DM, ce qui génère inévitablement des erreurs, des oublis et une expérience franchement mauvaise pour tout le monde.</w:t>
       </w:r>
     </w:p>
     <w:p>
@@ -2990,10 +3028,9 @@
     </w:p>
     <w:p>
       <w:pPr>
-        <w:pStyle w:val="Paragraphedeliste"/>
         <w:numPr>
           <w:ilvl w:val="0"/>
-          <w:numId w:val="18"/>
+          <w:numId w:val="20"/>
         </w:numPr>
         <w:spacing w:line="360" w:lineRule="auto"/>
         <w:rPr>
@@ -3009,10 +3046,9 @@
     </w:p>
     <w:p>
       <w:pPr>
-        <w:pStyle w:val="Paragraphedeliste"/>
         <w:numPr>
           <w:ilvl w:val="0"/>
-          <w:numId w:val="18"/>
+          <w:numId w:val="20"/>
         </w:numPr>
         <w:spacing w:line="360" w:lineRule="auto"/>
         <w:rPr>
@@ -3023,15 +3059,14 @@
         <w:rPr>
           <w:rFonts w:ascii="Times New Roman" w:hAnsi="Times New Roman" w:cs="Times New Roman"/>
         </w:rPr>
-        <w:t>Concevoir une base de données propre, relationnelle et extensible</w:t>
-      </w:r>
-    </w:p>
-    <w:p>
-      <w:pPr>
-        <w:pStyle w:val="Paragraphedeliste"/>
+        <w:t>Créer une interface moderne avec Bootstrap 5 qui ressemble vraiment à quelque chose dans l'univers gaming</w:t>
+      </w:r>
+    </w:p>
+    <w:p>
+      <w:pPr>
         <w:numPr>
           <w:ilvl w:val="0"/>
-          <w:numId w:val="18"/>
+          <w:numId w:val="20"/>
         </w:numPr>
         <w:spacing w:line="360" w:lineRule="auto"/>
         <w:rPr>
@@ -3042,53 +3077,14 @@
         <w:rPr>
           <w:rFonts w:ascii="Times New Roman" w:hAnsi="Times New Roman" w:cs="Times New Roman"/>
         </w:rPr>
-        <w:t>Créer une interface moderne avec Bootstrap 5 qui ressemble vraiment à quelque chose dans l'univers gaming</w:t>
-      </w:r>
-    </w:p>
-    <w:p>
-      <w:pPr>
-        <w:pStyle w:val="Paragraphedeliste"/>
+        <w:t>Mettre en place une interface d'administration utilisable par un non-développeur</w:t>
+      </w:r>
+    </w:p>
+    <w:p>
+      <w:pPr>
         <w:numPr>
           <w:ilvl w:val="0"/>
-          <w:numId w:val="18"/>
-        </w:numPr>
-        <w:spacing w:line="360" w:lineRule="auto"/>
-        <w:rPr>
-          <w:rFonts w:ascii="Times New Roman" w:hAnsi="Times New Roman" w:cs="Times New Roman"/>
-        </w:rPr>
-      </w:pPr>
-      <w:r>
-        <w:rPr>
-          <w:rFonts w:ascii="Times New Roman" w:hAnsi="Times New Roman" w:cs="Times New Roman"/>
-        </w:rPr>
-        <w:t>Mettre en place une interface d'administration utilisable par un non-développeur</w:t>
-      </w:r>
-    </w:p>
-    <w:p>
-      <w:pPr>
-        <w:pStyle w:val="Paragraphedeliste"/>
-        <w:numPr>
-          <w:ilvl w:val="0"/>
-          <w:numId w:val="18"/>
-        </w:numPr>
-        <w:spacing w:line="360" w:lineRule="auto"/>
-        <w:rPr>
-          <w:rFonts w:ascii="Times New Roman" w:hAnsi="Times New Roman" w:cs="Times New Roman"/>
-        </w:rPr>
-      </w:pPr>
-      <w:r>
-        <w:rPr>
-          <w:rFonts w:ascii="Times New Roman" w:hAnsi="Times New Roman" w:cs="Times New Roman"/>
-        </w:rPr>
-        <w:t>Gérer les droits d'accès entre admins et utilisateurs classiques</w:t>
-      </w:r>
-    </w:p>
-    <w:p>
-      <w:pPr>
-        <w:pStyle w:val="Paragraphedeliste"/>
-        <w:numPr>
-          <w:ilvl w:val="0"/>
-          <w:numId w:val="18"/>
+          <w:numId w:val="20"/>
         </w:numPr>
         <w:spacing w:line="360" w:lineRule="auto"/>
         <w:rPr>
@@ -3196,7 +3192,6 @@
         <w:rPr>
           <w:rFonts w:ascii="Times New Roman" w:hAnsi="Times New Roman" w:cs="Times New Roman"/>
         </w:rPr>
-        <w:lastRenderedPageBreak/>
         <w:t>Besoins Fonctionnels</w:t>
       </w:r>
       <w:r>
@@ -3234,6 +3229,7 @@
         <w:rPr>
           <w:rFonts w:ascii="Times New Roman" w:hAnsi="Times New Roman" w:cs="Times New Roman"/>
         </w:rPr>
+        <w:lastRenderedPageBreak/>
         <w:t>Gérer un référentiel de jeux (éditeur, plateforme) avec les opérations de base</w:t>
       </w:r>
     </w:p>
@@ -3276,8 +3272,16 @@
         <w:rPr>
           <w:rFonts w:ascii="Times New Roman" w:hAnsi="Times New Roman" w:cs="Times New Roman"/>
         </w:rPr>
-        <w:t>Permettre de trier et filtrer les tournois par nom, jeu, date ou montant du cashprize</w:t>
-      </w:r>
+        <w:t xml:space="preserve">Permettre de trier et filtrer les tournois par nom, jeu, date ou montant du </w:t>
+      </w:r>
+      <w:proofErr w:type="spellStart"/>
+      <w:r>
+        <w:rPr>
+          <w:rFonts w:ascii="Times New Roman" w:hAnsi="Times New Roman" w:cs="Times New Roman"/>
+        </w:rPr>
+        <w:t>cashprize</w:t>
+      </w:r>
+      <w:proofErr w:type="spellEnd"/>
     </w:p>
     <w:p>
       <w:pPr>
@@ -3712,7 +3716,49 @@
         <w:rPr>
           <w:rFonts w:ascii="Times New Roman" w:hAnsi="Times New Roman" w:cs="Times New Roman"/>
         </w:rPr>
-        <w:t>Un diagramme de classes pour une plateforme de tournois e-sport. Un jeu peut avoir plusieurs tournois, et chaque tournoi peut avoir plusieurs équipes inscrites pour y participer. Les équipes ont un capitaine et un logo. Les tournois gèrent le prize money, le nombre maximum d'équipes, et vérifient s'ils sont complets ou s'il y a un gros cashprize.</w:t>
+        <w:t xml:space="preserve">Un diagramme de classes pour une plateforme de tournois </w:t>
+      </w:r>
+      <w:proofErr w:type="spellStart"/>
+      <w:r>
+        <w:rPr>
+          <w:rFonts w:ascii="Times New Roman" w:hAnsi="Times New Roman" w:cs="Times New Roman"/>
+        </w:rPr>
+        <w:t>e-sport</w:t>
+      </w:r>
+      <w:proofErr w:type="spellEnd"/>
+      <w:r>
+        <w:rPr>
+          <w:rFonts w:ascii="Times New Roman" w:hAnsi="Times New Roman" w:cs="Times New Roman"/>
+        </w:rPr>
+        <w:t xml:space="preserve">. Un jeu peut avoir plusieurs tournois, et chaque tournoi peut avoir plusieurs équipes inscrites pour y participer. Les équipes ont un capitaine et un logo. Les tournois gèrent le </w:t>
+      </w:r>
+      <w:proofErr w:type="spellStart"/>
+      <w:r>
+        <w:rPr>
+          <w:rFonts w:ascii="Times New Roman" w:hAnsi="Times New Roman" w:cs="Times New Roman"/>
+        </w:rPr>
+        <w:t>prize</w:t>
+      </w:r>
+      <w:proofErr w:type="spellEnd"/>
+      <w:r>
+        <w:rPr>
+          <w:rFonts w:ascii="Times New Roman" w:hAnsi="Times New Roman" w:cs="Times New Roman"/>
+        </w:rPr>
+        <w:t xml:space="preserve"> money, le nombre maximum d'équipes, et vérifient s'ils sont complets ou s'il y a un gros </w:t>
+      </w:r>
+      <w:proofErr w:type="spellStart"/>
+      <w:r>
+        <w:rPr>
+          <w:rFonts w:ascii="Times New Roman" w:hAnsi="Times New Roman" w:cs="Times New Roman"/>
+        </w:rPr>
+        <w:t>cashprize</w:t>
+      </w:r>
+      <w:proofErr w:type="spellEnd"/>
+      <w:r>
+        <w:rPr>
+          <w:rFonts w:ascii="Times New Roman" w:hAnsi="Times New Roman" w:cs="Times New Roman"/>
+        </w:rPr>
+        <w:t>.</w:t>
       </w:r>
     </w:p>
     <w:p>
@@ -4196,7 +4242,27 @@
                 <w:sz w:val="21"/>
                 <w:szCs w:val="21"/>
               </w:rPr>
-              <w:t>Standard de facto, responsive par défaut, correspond bien aux specs visuelles du projet</w:t>
+              <w:t xml:space="preserve">Standard de facto, responsive par défaut, correspond bien aux </w:t>
+            </w:r>
+            <w:proofErr w:type="spellStart"/>
+            <w:r>
+              <w:rPr>
+                <w:rFonts w:ascii="Times New Roman" w:hAnsi="Times New Roman" w:cs="Times New Roman"/>
+                <w:spacing w:val="8"/>
+                <w:sz w:val="21"/>
+                <w:szCs w:val="21"/>
+              </w:rPr>
+              <w:t>specs</w:t>
+            </w:r>
+            <w:proofErr w:type="spellEnd"/>
+            <w:r>
+              <w:rPr>
+                <w:rFonts w:ascii="Times New Roman" w:hAnsi="Times New Roman" w:cs="Times New Roman"/>
+                <w:spacing w:val="8"/>
+                <w:sz w:val="21"/>
+                <w:szCs w:val="21"/>
+              </w:rPr>
+              <w:t xml:space="preserve"> visuelles du projet</w:t>
             </w:r>
           </w:p>
         </w:tc>
@@ -4740,7 +4806,21 @@
         <w:rPr>
           <w:rFonts w:ascii="Times New Roman" w:hAnsi="Times New Roman" w:cs="Times New Roman"/>
         </w:rPr>
-        <w:t>On a commencé par créer l'environnement virtuel, installer Django, et initialiser la structure. L'application tournois a été créée et ajoutée à Installed_apps. On a ensuite configuré les fichiers statiques et médias dans settings.py.</w:t>
+        <w:t xml:space="preserve">On a commencé par créer l'environnement virtuel, installer Django, et initialiser la structure. L'application tournois a été créée et ajoutée à </w:t>
+      </w:r>
+      <w:proofErr w:type="spellStart"/>
+      <w:r>
+        <w:rPr>
+          <w:rFonts w:ascii="Times New Roman" w:hAnsi="Times New Roman" w:cs="Times New Roman"/>
+        </w:rPr>
+        <w:t>Installed_apps</w:t>
+      </w:r>
+      <w:proofErr w:type="spellEnd"/>
+      <w:r>
+        <w:rPr>
+          <w:rFonts w:ascii="Times New Roman" w:hAnsi="Times New Roman" w:cs="Times New Roman"/>
+        </w:rPr>
+        <w:t>. On a ensuite configuré les fichiers statiques et médias dans settings.py.</w:t>
       </w:r>
     </w:p>
     <w:p>
@@ -4936,52 +5016,154 @@
           <w:b/>
           <w:bCs/>
         </w:rPr>
-        <w:t>Étape 5 : Les templates Bootstrap</w:t>
-      </w:r>
-    </w:p>
-    <w:p>
-      <w:pPr>
-        <w:spacing w:line="360" w:lineRule="auto"/>
-        <w:rPr>
-          <w:rFonts w:ascii="Times New Roman" w:hAnsi="Times New Roman" w:cs="Times New Roman"/>
-        </w:rPr>
-      </w:pPr>
-      <w:r>
-        <w:rPr>
-          <w:rFonts w:ascii="Times New Roman" w:hAnsi="Times New Roman" w:cs="Times New Roman"/>
-        </w:rPr>
-        <w:t>Le template de base (base.html) définit la structure globale : une navbar Bootstrap dark avec le logo ProLeague, la zone de contenu, et le footer. Chaque page en hérite via {% extends "base.html" %}.</w:t>
-      </w:r>
-    </w:p>
-    <w:p>
-      <w:pPr>
-        <w:spacing w:line="360" w:lineRule="auto"/>
-        <w:rPr>
-          <w:rFonts w:ascii="Times New Roman" w:hAnsi="Times New Roman" w:cs="Times New Roman"/>
-        </w:rPr>
-      </w:pPr>
-      <w:r>
-        <w:rPr>
-          <w:rFonts w:ascii="Times New Roman" w:hAnsi="Times New Roman" w:cs="Times New Roman"/>
-        </w:rPr>
-        <w:t>liste.html implémente les cartes de tournois avec les badges sombres pour les jeux et les alertes dorées pour les cashprizes importants, comme prévu dans le cahier des charges.</w:t>
-      </w:r>
-    </w:p>
-    <w:p>
-      <w:pPr>
-        <w:spacing w:line="360" w:lineRule="auto"/>
+        <w:t xml:space="preserve">Étape 5 : Les </w:t>
+      </w:r>
+      <w:proofErr w:type="spellStart"/>
+      <w:r>
         <w:rPr>
           <w:rFonts w:ascii="Times New Roman" w:hAnsi="Times New Roman" w:cs="Times New Roman"/>
           <w:b/>
           <w:bCs/>
         </w:rPr>
-      </w:pPr>
+        <w:t>templates</w:t>
+      </w:r>
+      <w:proofErr w:type="spellEnd"/>
       <w:r>
         <w:rPr>
           <w:rFonts w:ascii="Times New Roman" w:hAnsi="Times New Roman" w:cs="Times New Roman"/>
           <w:b/>
           <w:bCs/>
         </w:rPr>
+        <w:t xml:space="preserve"> Bootstrap</w:t>
+      </w:r>
+    </w:p>
+    <w:p>
+      <w:pPr>
+        <w:spacing w:line="360" w:lineRule="auto"/>
+        <w:rPr>
+          <w:rFonts w:ascii="Times New Roman" w:hAnsi="Times New Roman" w:cs="Times New Roman"/>
+        </w:rPr>
+      </w:pPr>
+      <w:r>
+        <w:rPr>
+          <w:rFonts w:ascii="Times New Roman" w:hAnsi="Times New Roman" w:cs="Times New Roman"/>
+        </w:rPr>
+        <w:t xml:space="preserve">Le </w:t>
+      </w:r>
+      <w:proofErr w:type="spellStart"/>
+      <w:r>
+        <w:rPr>
+          <w:rFonts w:ascii="Times New Roman" w:hAnsi="Times New Roman" w:cs="Times New Roman"/>
+        </w:rPr>
+        <w:t>template</w:t>
+      </w:r>
+      <w:proofErr w:type="spellEnd"/>
+      <w:r>
+        <w:rPr>
+          <w:rFonts w:ascii="Times New Roman" w:hAnsi="Times New Roman" w:cs="Times New Roman"/>
+        </w:rPr>
+        <w:t xml:space="preserve"> de base (base.html) définit la structure globale : une </w:t>
+      </w:r>
+      <w:proofErr w:type="spellStart"/>
+      <w:r>
+        <w:rPr>
+          <w:rFonts w:ascii="Times New Roman" w:hAnsi="Times New Roman" w:cs="Times New Roman"/>
+        </w:rPr>
+        <w:t>navbar</w:t>
+      </w:r>
+      <w:proofErr w:type="spellEnd"/>
+      <w:r>
+        <w:rPr>
+          <w:rFonts w:ascii="Times New Roman" w:hAnsi="Times New Roman" w:cs="Times New Roman"/>
+        </w:rPr>
+        <w:t xml:space="preserve"> Bootstrap </w:t>
+      </w:r>
+      <w:proofErr w:type="spellStart"/>
+      <w:r>
+        <w:rPr>
+          <w:rFonts w:ascii="Times New Roman" w:hAnsi="Times New Roman" w:cs="Times New Roman"/>
+        </w:rPr>
+        <w:t>dark</w:t>
+      </w:r>
+      <w:proofErr w:type="spellEnd"/>
+      <w:r>
+        <w:rPr>
+          <w:rFonts w:ascii="Times New Roman" w:hAnsi="Times New Roman" w:cs="Times New Roman"/>
+        </w:rPr>
+        <w:t xml:space="preserve"> avec le logo ProLeague, la zone de contenu, et le </w:t>
+      </w:r>
+      <w:proofErr w:type="spellStart"/>
+      <w:r>
+        <w:rPr>
+          <w:rFonts w:ascii="Times New Roman" w:hAnsi="Times New Roman" w:cs="Times New Roman"/>
+        </w:rPr>
+        <w:t>footer</w:t>
+      </w:r>
+      <w:proofErr w:type="spellEnd"/>
+      <w:r>
+        <w:rPr>
+          <w:rFonts w:ascii="Times New Roman" w:hAnsi="Times New Roman" w:cs="Times New Roman"/>
+        </w:rPr>
+        <w:t xml:space="preserve">. Chaque page en hérite via {% </w:t>
+      </w:r>
+      <w:proofErr w:type="spellStart"/>
+      <w:r>
+        <w:rPr>
+          <w:rFonts w:ascii="Times New Roman" w:hAnsi="Times New Roman" w:cs="Times New Roman"/>
+        </w:rPr>
+        <w:t>extends</w:t>
+      </w:r>
+      <w:proofErr w:type="spellEnd"/>
+      <w:r>
+        <w:rPr>
+          <w:rFonts w:ascii="Times New Roman" w:hAnsi="Times New Roman" w:cs="Times New Roman"/>
+        </w:rPr>
+        <w:t xml:space="preserve"> "base.html" %}.</w:t>
+      </w:r>
+    </w:p>
+    <w:p>
+      <w:pPr>
+        <w:spacing w:line="360" w:lineRule="auto"/>
+        <w:rPr>
+          <w:rFonts w:ascii="Times New Roman" w:hAnsi="Times New Roman" w:cs="Times New Roman"/>
+        </w:rPr>
+      </w:pPr>
+      <w:r>
+        <w:rPr>
+          <w:rFonts w:ascii="Times New Roman" w:hAnsi="Times New Roman" w:cs="Times New Roman"/>
+        </w:rPr>
+        <w:t xml:space="preserve">liste.html implémente les cartes de tournois avec les badges sombres pour les jeux et les alertes dorées pour les </w:t>
+      </w:r>
+      <w:proofErr w:type="spellStart"/>
+      <w:r>
+        <w:rPr>
+          <w:rFonts w:ascii="Times New Roman" w:hAnsi="Times New Roman" w:cs="Times New Roman"/>
+        </w:rPr>
+        <w:t>cashprizes</w:t>
+      </w:r>
+      <w:proofErr w:type="spellEnd"/>
+      <w:r>
+        <w:rPr>
+          <w:rFonts w:ascii="Times New Roman" w:hAnsi="Times New Roman" w:cs="Times New Roman"/>
+        </w:rPr>
+        <w:t xml:space="preserve"> importants, comme prévu dans le cahier des charges.</w:t>
+      </w:r>
+    </w:p>
+    <w:p>
+      <w:pPr>
+        <w:spacing w:line="360" w:lineRule="auto"/>
+        <w:rPr>
+          <w:rFonts w:ascii="Times New Roman" w:hAnsi="Times New Roman" w:cs="Times New Roman"/>
+          <w:b/>
+          <w:bCs/>
+        </w:rPr>
+      </w:pPr>
+      <w:r>
+        <w:rPr>
+          <w:rFonts w:ascii="Times New Roman" w:hAnsi="Times New Roman" w:cs="Times New Roman"/>
+          <w:b/>
+          <w:bCs/>
+        </w:rPr>
         <w:t>Étape 6 : Sécurité</w:t>
       </w:r>
     </w:p>
@@ -4996,22 +5178,35 @@
         <w:rPr>
           <w:rFonts w:ascii="Times New Roman" w:hAnsi="Times New Roman" w:cs="Times New Roman"/>
         </w:rPr>
-        <w:t>Les vues sensibles sont protégées par des décorateurs Django : @staff_member_required pour la création de tournois, @login_required pour l'inscription d'une équipe. Tous les formulaires incluent le token CSRF.</w:t>
+        <w:t xml:space="preserve">Les vues sensibles sont protégées par des décorateurs Django : </w:t>
+      </w:r>
+      <w:bookmarkStart w:id="14" w:name="_Toc229242646"/>
+      <w:r>
+        <w:rPr>
+          <w:rFonts w:ascii="Times New Roman" w:hAnsi="Times New Roman" w:cs="Times New Roman"/>
+        </w:rPr>
+        <w:t xml:space="preserve">Tous les formulaires incluent le </w:t>
+      </w:r>
+      <w:proofErr w:type="spellStart"/>
+      <w:r>
+        <w:rPr>
+          <w:rFonts w:ascii="Times New Roman" w:hAnsi="Times New Roman" w:cs="Times New Roman"/>
+        </w:rPr>
+        <w:t>token</w:t>
+      </w:r>
+      <w:proofErr w:type="spellEnd"/>
+      <w:r>
+        <w:rPr>
+          <w:rFonts w:ascii="Times New Roman" w:hAnsi="Times New Roman" w:cs="Times New Roman"/>
+        </w:rPr>
+        <w:t xml:space="preserve"> CSRF. L'accès à l'administration est protégé par le système natif Django..</w:t>
       </w:r>
     </w:p>
     <w:p>
       <w:pPr>
         <w:pStyle w:val="Titre3"/>
-        <w:spacing w:line="360" w:lineRule="auto"/>
-        <w:rPr>
-          <w:rFonts w:ascii="Times New Roman" w:hAnsi="Times New Roman" w:cs="Times New Roman"/>
-        </w:rPr>
-      </w:pPr>
-      <w:bookmarkStart w:id="14" w:name="_Toc229242646"/>
-      <w:r>
-        <w:rPr>
-          <w:rFonts w:ascii="Times New Roman" w:hAnsi="Times New Roman" w:cs="Times New Roman"/>
-        </w:rPr>
+      </w:pPr>
+      <w:r>
         <w:t>Difficultés Rencontrées</w:t>
       </w:r>
       <w:bookmarkEnd w:id="14"/>
@@ -5172,8 +5367,19 @@
                 <w:sz w:val="21"/>
                 <w:szCs w:val="21"/>
               </w:rPr>
-              <w:t>Approche incrémentale : filtres appliqués conditionnellement sur le queryset</w:t>
-            </w:r>
+              <w:t xml:space="preserve">Approche incrémentale : filtres appliqués conditionnellement sur le </w:t>
+            </w:r>
+            <w:proofErr w:type="spellStart"/>
+            <w:r>
+              <w:rPr>
+                <w:rFonts w:ascii="Times New Roman" w:hAnsi="Times New Roman" w:cs="Times New Roman"/>
+                <w:spacing w:val="8"/>
+                <w:sz w:val="21"/>
+                <w:szCs w:val="21"/>
+              </w:rPr>
+              <w:t>queryset</w:t>
+            </w:r>
+            <w:proofErr w:type="spellEnd"/>
           </w:p>
         </w:tc>
       </w:tr>
@@ -5354,7 +5560,21 @@
         <w:rPr>
           <w:rFonts w:ascii="Times New Roman" w:hAnsi="Times New Roman" w:cs="Times New Roman"/>
         </w:rPr>
-        <w:t xml:space="preserve">            Finalement, ProLeague couvre l'ensemble des fonctionnalités prévues. L'interface est navigable, responsive et visuellement cohérente avec l'univers E-sport. L'admin Django est opérationnel et permet à un non-développeur de gérer tout le contenu de la plateforme sans friction.</w:t>
+        <w:t xml:space="preserve">            Finalement, ProLeague couvre l'ensemble des fonctionnalités prévues. L'interface est navigable, responsive et visuellement cohérente avec l'univers </w:t>
+      </w:r>
+      <w:proofErr w:type="spellStart"/>
+      <w:r>
+        <w:rPr>
+          <w:rFonts w:ascii="Times New Roman" w:hAnsi="Times New Roman" w:cs="Times New Roman"/>
+        </w:rPr>
+        <w:t>E-sport</w:t>
+      </w:r>
+      <w:proofErr w:type="spellEnd"/>
+      <w:r>
+        <w:rPr>
+          <w:rFonts w:ascii="Times New Roman" w:hAnsi="Times New Roman" w:cs="Times New Roman"/>
+        </w:rPr>
+        <w:t>. L'admin Django est opérationnel et permet à un non-développeur de gérer tout le contenu de la plateforme sans friction.</w:t>
       </w:r>
     </w:p>
     <w:p>
@@ -5367,6 +5587,7 @@
       <w:r>
         <w:rPr>
           <w:rFonts w:ascii="Times New Roman" w:hAnsi="Times New Roman" w:cs="Times New Roman"/>
+          <w:noProof/>
         </w:rPr>
         <w:drawing>
           <wp:inline distT="0" distB="0" distL="0" distR="0" wp14:anchorId="04D976BB" wp14:editId="153FA015">
@@ -5415,6 +5636,7 @@
       <w:r>
         <w:rPr>
           <w:rFonts w:ascii="Times New Roman" w:hAnsi="Times New Roman" w:cs="Times New Roman"/>
+          <w:noProof/>
         </w:rPr>
         <w:drawing>
           <wp:inline distT="0" distB="0" distL="0" distR="0" wp14:anchorId="174C1B6A" wp14:editId="4F3CB002">
@@ -5519,6 +5741,7 @@
       <w:r>
         <w:rPr>
           <w:rFonts w:ascii="Times New Roman" w:hAnsi="Times New Roman" w:cs="Times New Roman"/>
+          <w:noProof/>
         </w:rPr>
         <w:drawing>
           <wp:inline distT="0" distB="0" distL="0" distR="0" wp14:anchorId="4717A687" wp14:editId="488856DB">
@@ -5559,6 +5782,7 @@
       <w:r>
         <w:rPr>
           <w:rFonts w:ascii="Times New Roman" w:hAnsi="Times New Roman" w:cs="Times New Roman"/>
+          <w:noProof/>
         </w:rPr>
         <w:drawing>
           <wp:inline distT="0" distB="0" distL="0" distR="0" wp14:anchorId="5C75532B" wp14:editId="7F2B0F2F">
@@ -5642,17 +5866,17 @@
       <w:bookmarkEnd w:id="17"/>
     </w:p>
     <w:p>
-      <w:pPr>
-        <w:spacing w:line="360" w:lineRule="auto"/>
-        <w:rPr>
-          <w:rFonts w:ascii="Times New Roman" w:hAnsi="Times New Roman" w:cs="Times New Roman"/>
-        </w:rPr>
-      </w:pPr>
-      <w:r>
-        <w:rPr>
-          <w:rFonts w:ascii="Times New Roman" w:hAnsi="Times New Roman" w:cs="Times New Roman"/>
-        </w:rPr>
-        <w:t>L'application ProLeague répond à l'ensemble des besoins fonctionnelles et non fonctionnelles dans le cahier des charges. Les tests réalisés confirment l’efficacité du système de filtrage, les mécanismes de sécurité et la conformité de l'affichage visuel (badges, alertes)</w:t>
+      <w:bookmarkStart w:id="18" w:name="_Toc229242650"/>
+      <w:r>
+        <w:t xml:space="preserve">L'application ProLeague répond aux besoins fonctionnels et non fonctionnels du cahier des charges. Les tests réalisés confirment l'efficacité du système de filtrage, la protection CSRF des formulaires, et la conformité de l'affichage visuel (badges sombres pour les jeux, alertes dorées pour les gros </w:t>
+      </w:r>
+      <w:proofErr w:type="spellStart"/>
+      <w:r>
+        <w:t>cashprizes</w:t>
+      </w:r>
+      <w:proofErr w:type="spellEnd"/>
+      <w:r>
+        <w:t>). L'administration Django permet la gestion des contenus par un non-développeur. L'authentification des capitaines d'équipe n'est pas implémentée selon les spécifications initiales, le champ capitaine étant actuellement un texte libre</w:t>
       </w:r>
     </w:p>
     <w:p>
@@ -5662,16 +5886,8 @@
           <w:ilvl w:val="0"/>
           <w:numId w:val="15"/>
         </w:numPr>
-        <w:spacing w:line="360" w:lineRule="auto"/>
-        <w:rPr>
-          <w:rFonts w:cs="Times New Roman"/>
-        </w:rPr>
-      </w:pPr>
-      <w:bookmarkStart w:id="18" w:name="_Toc229242650"/>
-      <w:r>
-        <w:rPr>
-          <w:rFonts w:cs="Times New Roman"/>
-        </w:rPr>
+      </w:pPr>
+      <w:r>
         <w:t>Ce qu'on retiendrait à améliorer</w:t>
       </w:r>
       <w:bookmarkEnd w:id="18"/>
@@ -5746,7 +5962,21 @@
         <w:rPr>
           <w:rFonts w:ascii="Times New Roman" w:hAnsi="Times New Roman" w:cs="Times New Roman"/>
         </w:rPr>
-        <w:t>En termes de perspectives, les suites naturelles seraient l'ajout d'un module de brackets pour gérer les phases de tournoi, un système de notifications, et une version mobile plus poussée. Le socle technique choisi (Django + PostgreSQL en production) supporte sans difficulté ces évolutions.</w:t>
+        <w:t xml:space="preserve">En termes de perspectives, les suites naturelles seraient l'ajout d'un module de </w:t>
+      </w:r>
+      <w:proofErr w:type="spellStart"/>
+      <w:r>
+        <w:rPr>
+          <w:rFonts w:ascii="Times New Roman" w:hAnsi="Times New Roman" w:cs="Times New Roman"/>
+        </w:rPr>
+        <w:t>brackets</w:t>
+      </w:r>
+      <w:proofErr w:type="spellEnd"/>
+      <w:r>
+        <w:rPr>
+          <w:rFonts w:ascii="Times New Roman" w:hAnsi="Times New Roman" w:cs="Times New Roman"/>
+        </w:rPr>
+        <w:t xml:space="preserve"> pour gérer les phases de tournoi, un système de notifications, et une version mobile plus poussée. Le socle technique choisi (Django + PostgreSQL en production) supporte sans difficulté ces évolutions.</w:t>
       </w:r>
     </w:p>
     <w:p>
@@ -6150,6 +6380,155 @@
     </w:lvl>
   </w:abstractNum>
   <w:abstractNum w:abstractNumId="1" w15:restartNumberingAfterBreak="0">
+    <w:nsid w:val="0AA80755"/>
+    <w:multiLevelType w:val="multilevel"/>
+    <w:tmpl w:val="000C2CBA"/>
+    <w:lvl w:ilvl="0">
+      <w:start w:val="1"/>
+      <w:numFmt w:val="bullet"/>
+      <w:lvlText w:val=""/>
+      <w:lvlJc w:val="left"/>
+      <w:pPr>
+        <w:tabs>
+          <w:tab w:val="num" w:pos="720"/>
+        </w:tabs>
+        <w:ind w:left="720" w:hanging="360"/>
+      </w:pPr>
+      <w:rPr>
+        <w:rFonts w:ascii="Symbol" w:hAnsi="Symbol" w:hint="default"/>
+        <w:sz w:val="20"/>
+      </w:rPr>
+    </w:lvl>
+    <w:lvl w:ilvl="1" w:tentative="1">
+      <w:start w:val="1"/>
+      <w:numFmt w:val="bullet"/>
+      <w:lvlText w:val=""/>
+      <w:lvlJc w:val="left"/>
+      <w:pPr>
+        <w:tabs>
+          <w:tab w:val="num" w:pos="1440"/>
+        </w:tabs>
+        <w:ind w:left="1440" w:hanging="360"/>
+      </w:pPr>
+      <w:rPr>
+        <w:rFonts w:ascii="Symbol" w:hAnsi="Symbol" w:hint="default"/>
+        <w:sz w:val="20"/>
+      </w:rPr>
+    </w:lvl>
+    <w:lvl w:ilvl="2" w:tentative="1">
+      <w:start w:val="1"/>
+      <w:numFmt w:val="bullet"/>
+      <w:lvlText w:val=""/>
+      <w:lvlJc w:val="left"/>
+      <w:pPr>
+        <w:tabs>
+          <w:tab w:val="num" w:pos="2160"/>
+        </w:tabs>
+        <w:ind w:left="2160" w:hanging="360"/>
+      </w:pPr>
+      <w:rPr>
+        <w:rFonts w:ascii="Symbol" w:hAnsi="Symbol" w:hint="default"/>
+        <w:sz w:val="20"/>
+      </w:rPr>
+    </w:lvl>
+    <w:lvl w:ilvl="3" w:tentative="1">
+      <w:start w:val="1"/>
+      <w:numFmt w:val="bullet"/>
+      <w:lvlText w:val=""/>
+      <w:lvlJc w:val="left"/>
+      <w:pPr>
+        <w:tabs>
+          <w:tab w:val="num" w:pos="2880"/>
+        </w:tabs>
+        <w:ind w:left="2880" w:hanging="360"/>
+      </w:pPr>
+      <w:rPr>
+        <w:rFonts w:ascii="Symbol" w:hAnsi="Symbol" w:hint="default"/>
+        <w:sz w:val="20"/>
+      </w:rPr>
+    </w:lvl>
+    <w:lvl w:ilvl="4" w:tentative="1">
+      <w:start w:val="1"/>
+      <w:numFmt w:val="bullet"/>
+      <w:lvlText w:val=""/>
+      <w:lvlJc w:val="left"/>
+      <w:pPr>
+        <w:tabs>
+          <w:tab w:val="num" w:pos="3600"/>
+        </w:tabs>
+        <w:ind w:left="3600" w:hanging="360"/>
+      </w:pPr>
+      <w:rPr>
+        <w:rFonts w:ascii="Symbol" w:hAnsi="Symbol" w:hint="default"/>
+        <w:sz w:val="20"/>
+      </w:rPr>
+    </w:lvl>
+    <w:lvl w:ilvl="5" w:tentative="1">
+      <w:start w:val="1"/>
+      <w:numFmt w:val="bullet"/>
+      <w:lvlText w:val=""/>
+      <w:lvlJc w:val="left"/>
+      <w:pPr>
+        <w:tabs>
+          <w:tab w:val="num" w:pos="4320"/>
+        </w:tabs>
+        <w:ind w:left="4320" w:hanging="360"/>
+      </w:pPr>
+      <w:rPr>
+        <w:rFonts w:ascii="Symbol" w:hAnsi="Symbol" w:hint="default"/>
+        <w:sz w:val="20"/>
+      </w:rPr>
+    </w:lvl>
+    <w:lvl w:ilvl="6" w:tentative="1">
+      <w:start w:val="1"/>
+      <w:numFmt w:val="bullet"/>
+      <w:lvlText w:val=""/>
+      <w:lvlJc w:val="left"/>
+      <w:pPr>
+        <w:tabs>
+          <w:tab w:val="num" w:pos="5040"/>
+        </w:tabs>
+        <w:ind w:left="5040" w:hanging="360"/>
+      </w:pPr>
+      <w:rPr>
+        <w:rFonts w:ascii="Symbol" w:hAnsi="Symbol" w:hint="default"/>
+        <w:sz w:val="20"/>
+      </w:rPr>
+    </w:lvl>
+    <w:lvl w:ilvl="7" w:tentative="1">
+      <w:start w:val="1"/>
+      <w:numFmt w:val="bullet"/>
+      <w:lvlText w:val=""/>
+      <w:lvlJc w:val="left"/>
+      <w:pPr>
+        <w:tabs>
+          <w:tab w:val="num" w:pos="5760"/>
+        </w:tabs>
+        <w:ind w:left="5760" w:hanging="360"/>
+      </w:pPr>
+      <w:rPr>
+        <w:rFonts w:ascii="Symbol" w:hAnsi="Symbol" w:hint="default"/>
+        <w:sz w:val="20"/>
+      </w:rPr>
+    </w:lvl>
+    <w:lvl w:ilvl="8" w:tentative="1">
+      <w:start w:val="1"/>
+      <w:numFmt w:val="bullet"/>
+      <w:lvlText w:val=""/>
+      <w:lvlJc w:val="left"/>
+      <w:pPr>
+        <w:tabs>
+          <w:tab w:val="num" w:pos="6480"/>
+        </w:tabs>
+        <w:ind w:left="6480" w:hanging="360"/>
+      </w:pPr>
+      <w:rPr>
+        <w:rFonts w:ascii="Symbol" w:hAnsi="Symbol" w:hint="default"/>
+        <w:sz w:val="20"/>
+      </w:rPr>
+    </w:lvl>
+  </w:abstractNum>
+  <w:abstractNum w:abstractNumId="2" w15:restartNumberingAfterBreak="0">
     <w:nsid w:val="18467D9A"/>
     <w:multiLevelType w:val="multilevel"/>
     <w:tmpl w:val="DED65400"/>
@@ -6235,7 +6614,7 @@
       </w:pPr>
     </w:lvl>
   </w:abstractNum>
-  <w:abstractNum w:abstractNumId="2" w15:restartNumberingAfterBreak="0">
+  <w:abstractNum w:abstractNumId="3" w15:restartNumberingAfterBreak="0">
     <w:nsid w:val="194D5C01"/>
     <w:multiLevelType w:val="hybridMultilevel"/>
     <w:tmpl w:val="62CA3A52"/>
@@ -6321,7 +6700,7 @@
       </w:pPr>
     </w:lvl>
   </w:abstractNum>
-  <w:abstractNum w:abstractNumId="3" w15:restartNumberingAfterBreak="0">
+  <w:abstractNum w:abstractNumId="4" w15:restartNumberingAfterBreak="0">
     <w:nsid w:val="204E7A45"/>
     <w:multiLevelType w:val="multilevel"/>
     <w:tmpl w:val="040C001F"/>
@@ -6407,7 +6786,7 @@
       </w:pPr>
     </w:lvl>
   </w:abstractNum>
-  <w:abstractNum w:abstractNumId="4" w15:restartNumberingAfterBreak="0">
+  <w:abstractNum w:abstractNumId="5" w15:restartNumberingAfterBreak="0">
     <w:nsid w:val="24FB7996"/>
     <w:multiLevelType w:val="multilevel"/>
     <w:tmpl w:val="7758D870"/>
@@ -6521,7 +6900,7 @@
       </w:pPr>
     </w:lvl>
   </w:abstractNum>
-  <w:abstractNum w:abstractNumId="5" w15:restartNumberingAfterBreak="0">
+  <w:abstractNum w:abstractNumId="6" w15:restartNumberingAfterBreak="0">
     <w:nsid w:val="30210C23"/>
     <w:multiLevelType w:val="hybridMultilevel"/>
     <w:tmpl w:val="8208FA0E"/>
@@ -6607,7 +6986,7 @@
       </w:pPr>
     </w:lvl>
   </w:abstractNum>
-  <w:abstractNum w:abstractNumId="6" w15:restartNumberingAfterBreak="0">
+  <w:abstractNum w:abstractNumId="7" w15:restartNumberingAfterBreak="0">
     <w:nsid w:val="3E3129FE"/>
     <w:multiLevelType w:val="hybridMultilevel"/>
     <w:tmpl w:val="5EE6239A"/>
@@ -6693,7 +7072,7 @@
       </w:pPr>
     </w:lvl>
   </w:abstractNum>
-  <w:abstractNum w:abstractNumId="7" w15:restartNumberingAfterBreak="0">
+  <w:abstractNum w:abstractNumId="8" w15:restartNumberingAfterBreak="0">
     <w:nsid w:val="3EF80180"/>
     <w:multiLevelType w:val="hybridMultilevel"/>
     <w:tmpl w:val="881C04DE"/>
@@ -6779,7 +7158,7 @@
       </w:pPr>
     </w:lvl>
   </w:abstractNum>
-  <w:abstractNum w:abstractNumId="8" w15:restartNumberingAfterBreak="0">
+  <w:abstractNum w:abstractNumId="9" w15:restartNumberingAfterBreak="0">
     <w:nsid w:val="3F8F0310"/>
     <w:multiLevelType w:val="hybridMultilevel"/>
     <w:tmpl w:val="67825C20"/>
@@ -6892,7 +7271,7 @@
       </w:rPr>
     </w:lvl>
   </w:abstractNum>
-  <w:abstractNum w:abstractNumId="9" w15:restartNumberingAfterBreak="0">
+  <w:abstractNum w:abstractNumId="10" w15:restartNumberingAfterBreak="0">
     <w:nsid w:val="4BD900E4"/>
     <w:multiLevelType w:val="multilevel"/>
     <w:tmpl w:val="8C7860AA"/>
@@ -7041,7 +7420,7 @@
       </w:rPr>
     </w:lvl>
   </w:abstractNum>
-  <w:abstractNum w:abstractNumId="10" w15:restartNumberingAfterBreak="0">
+  <w:abstractNum w:abstractNumId="11" w15:restartNumberingAfterBreak="0">
     <w:nsid w:val="4CEA6DFC"/>
     <w:multiLevelType w:val="multilevel"/>
     <w:tmpl w:val="040C001F"/>
@@ -7127,7 +7506,7 @@
       </w:pPr>
     </w:lvl>
   </w:abstractNum>
-  <w:abstractNum w:abstractNumId="11" w15:restartNumberingAfterBreak="0">
+  <w:abstractNum w:abstractNumId="12" w15:restartNumberingAfterBreak="0">
     <w:nsid w:val="4F6343B2"/>
     <w:multiLevelType w:val="hybridMultilevel"/>
     <w:tmpl w:val="80EA012C"/>
@@ -7213,7 +7592,7 @@
       </w:pPr>
     </w:lvl>
   </w:abstractNum>
-  <w:abstractNum w:abstractNumId="12" w15:restartNumberingAfterBreak="0">
+  <w:abstractNum w:abstractNumId="13" w15:restartNumberingAfterBreak="0">
     <w:nsid w:val="637A7C7C"/>
     <w:multiLevelType w:val="multilevel"/>
     <w:tmpl w:val="A09CF94E"/>
@@ -7299,7 +7678,7 @@
       </w:pPr>
     </w:lvl>
   </w:abstractNum>
-  <w:abstractNum w:abstractNumId="13" w15:restartNumberingAfterBreak="0">
+  <w:abstractNum w:abstractNumId="14" w15:restartNumberingAfterBreak="0">
     <w:nsid w:val="6BE32797"/>
     <w:multiLevelType w:val="hybridMultilevel"/>
     <w:tmpl w:val="655A9492"/>
@@ -7385,7 +7764,7 @@
       </w:pPr>
     </w:lvl>
   </w:abstractNum>
-  <w:abstractNum w:abstractNumId="14" w15:restartNumberingAfterBreak="0">
+  <w:abstractNum w:abstractNumId="15" w15:restartNumberingAfterBreak="0">
     <w:nsid w:val="71AA5B2B"/>
     <w:multiLevelType w:val="multilevel"/>
     <w:tmpl w:val="3B62A25E"/>
@@ -7471,7 +7850,7 @@
       </w:pPr>
     </w:lvl>
   </w:abstractNum>
-  <w:abstractNum w:abstractNumId="15" w15:restartNumberingAfterBreak="0">
+  <w:abstractNum w:abstractNumId="16" w15:restartNumberingAfterBreak="0">
     <w:nsid w:val="76877907"/>
     <w:multiLevelType w:val="multilevel"/>
     <w:tmpl w:val="040C001F"/>
@@ -7557,17 +7936,17 @@
       </w:pPr>
     </w:lvl>
   </w:abstractNum>
-  <w:abstractNum w:abstractNumId="16" w15:restartNumberingAfterBreak="0">
+  <w:abstractNum w:abstractNumId="17" w15:restartNumberingAfterBreak="0">
     <w:nsid w:val="78DA0D79"/>
     <w:multiLevelType w:val="hybridMultilevel"/>
-    <w:tmpl w:val="E54AECBC"/>
+    <w:tmpl w:val="E05CDB8C"/>
     <w:lvl w:ilvl="0" w:tplc="040C000F">
       <w:start w:val="1"/>
       <w:numFmt w:val="decimal"/>
       <w:lvlText w:val="%1."/>
       <w:lvlJc w:val="left"/>
       <w:pPr>
-        <w:ind w:left="720" w:hanging="360"/>
+        <w:ind w:left="643" w:hanging="360"/>
       </w:pPr>
     </w:lvl>
     <w:lvl w:ilvl="1" w:tplc="040C0019" w:tentative="1">
@@ -7643,7 +8022,7 @@
       </w:pPr>
     </w:lvl>
   </w:abstractNum>
-  <w:abstractNum w:abstractNumId="17" w15:restartNumberingAfterBreak="0">
+  <w:abstractNum w:abstractNumId="18" w15:restartNumberingAfterBreak="0">
     <w:nsid w:val="7CBB6AC9"/>
     <w:multiLevelType w:val="multilevel"/>
     <w:tmpl w:val="C4F21A72"/>
@@ -7792,7 +8171,7 @@
       </w:rPr>
     </w:lvl>
   </w:abstractNum>
-  <w:abstractNum w:abstractNumId="18" w15:restartNumberingAfterBreak="0">
+  <w:abstractNum w:abstractNumId="19" w15:restartNumberingAfterBreak="0">
     <w:nsid w:val="7F7A435A"/>
     <w:multiLevelType w:val="hybridMultilevel"/>
     <w:tmpl w:val="184C66FE"/>
@@ -7906,61 +8285,64 @@
     </w:lvl>
   </w:abstractNum>
   <w:num w:numId="1" w16cid:durableId="814100760">
+    <w:abstractNumId w:val="15"/>
+  </w:num>
+  <w:num w:numId="2" w16cid:durableId="955865930">
     <w:abstractNumId w:val="14"/>
   </w:num>
-  <w:num w:numId="2" w16cid:durableId="955865930">
+  <w:num w:numId="3" w16cid:durableId="572856832">
+    <w:abstractNumId w:val="7"/>
+  </w:num>
+  <w:num w:numId="4" w16cid:durableId="1149446830">
+    <w:abstractNumId w:val="2"/>
+  </w:num>
+  <w:num w:numId="5" w16cid:durableId="2013147187">
     <w:abstractNumId w:val="13"/>
   </w:num>
-  <w:num w:numId="3" w16cid:durableId="572856832">
-    <w:abstractNumId w:val="6"/>
-  </w:num>
-  <w:num w:numId="4" w16cid:durableId="1149446830">
-    <w:abstractNumId w:val="1"/>
-  </w:num>
-  <w:num w:numId="5" w16cid:durableId="2013147187">
-    <w:abstractNumId w:val="12"/>
-  </w:num>
   <w:num w:numId="6" w16cid:durableId="2047094804">
-    <w:abstractNumId w:val="9"/>
+    <w:abstractNumId w:val="10"/>
   </w:num>
   <w:num w:numId="7" w16cid:durableId="239367800">
     <w:abstractNumId w:val="0"/>
   </w:num>
   <w:num w:numId="8" w16cid:durableId="30497562">
+    <w:abstractNumId w:val="18"/>
+  </w:num>
+  <w:num w:numId="9" w16cid:durableId="937758429">
+    <w:abstractNumId w:val="12"/>
+  </w:num>
+  <w:num w:numId="10" w16cid:durableId="21783272">
+    <w:abstractNumId w:val="4"/>
+  </w:num>
+  <w:num w:numId="11" w16cid:durableId="1223177051">
+    <w:abstractNumId w:val="16"/>
+  </w:num>
+  <w:num w:numId="12" w16cid:durableId="1544098398">
+    <w:abstractNumId w:val="11"/>
+  </w:num>
+  <w:num w:numId="13" w16cid:durableId="2090733947">
+    <w:abstractNumId w:val="8"/>
+  </w:num>
+  <w:num w:numId="14" w16cid:durableId="2138403712">
+    <w:abstractNumId w:val="5"/>
+  </w:num>
+  <w:num w:numId="15" w16cid:durableId="1038512949">
     <w:abstractNumId w:val="17"/>
   </w:num>
-  <w:num w:numId="9" w16cid:durableId="937758429">
-    <w:abstractNumId w:val="11"/>
+  <w:num w:numId="16" w16cid:durableId="479228563">
+    <w:abstractNumId w:val="6"/>
   </w:num>
-  <w:num w:numId="10" w16cid:durableId="21783272">
+  <w:num w:numId="17" w16cid:durableId="282855477">
     <w:abstractNumId w:val="3"/>
   </w:num>
-  <w:num w:numId="11" w16cid:durableId="1223177051">
-    <w:abstractNumId w:val="15"/>
-  </w:num>
-  <w:num w:numId="12" w16cid:durableId="1544098398">
-    <w:abstractNumId w:val="10"/>
-  </w:num>
-  <w:num w:numId="13" w16cid:durableId="2090733947">
-    <w:abstractNumId w:val="7"/>
-  </w:num>
-  <w:num w:numId="14" w16cid:durableId="2138403712">
-    <w:abstractNumId w:val="4"/>
-  </w:num>
-  <w:num w:numId="15" w16cid:durableId="1038512949">
-    <w:abstractNumId w:val="16"/>
-  </w:num>
-  <w:num w:numId="16" w16cid:durableId="479228563">
-    <w:abstractNumId w:val="5"/>
-  </w:num>
-  <w:num w:numId="17" w16cid:durableId="282855477">
-    <w:abstractNumId w:val="2"/>
-  </w:num>
   <w:num w:numId="18" w16cid:durableId="1733579337">
-    <w:abstractNumId w:val="18"/>
+    <w:abstractNumId w:val="19"/>
   </w:num>
   <w:num w:numId="19" w16cid:durableId="1289780684">
-    <w:abstractNumId w:val="8"/>
+    <w:abstractNumId w:val="9"/>
+  </w:num>
+  <w:num w:numId="20" w16cid:durableId="517551453">
+    <w:abstractNumId w:val="1"/>
   </w:num>
 </w:numbering>
 </file>
@@ -8568,7 +8950,6 @@
   <w:style w:type="character" w:default="1" w:styleId="Policepardfaut">
     <w:name w:val="Default Paragraph Font"/>
     <w:uiPriority w:val="1"/>
-    <w:semiHidden/>
     <w:unhideWhenUsed/>
   </w:style>
   <w:style w:type="table" w:default="1" w:styleId="TableauNormal">

--- a/rapport_python_tournois.docx
+++ b/rapport_python_tournois.docx
@@ -773,17 +773,8 @@
                                     <w:sz w:val="72"/>
                                     <w:szCs w:val="72"/>
                                   </w:rPr>
-                                  <w:t xml:space="preserve">ProLeague — Application Web de Gestion de Tournois </w:t>
+                                  <w:t>ProLeague — Application Web de Gestion de Tournois E-sport</w:t>
                                 </w:r>
-                                <w:proofErr w:type="spellStart"/>
-                                <w:r>
-                                  <w:rPr>
-                                    <w:sz w:val="72"/>
-                                    <w:szCs w:val="72"/>
-                                  </w:rPr>
-                                  <w:t>E-sport</w:t>
-                                </w:r>
-                                <w:proofErr w:type="spellEnd"/>
                               </w:p>
                             </w:txbxContent>
                           </wps:txbx>
@@ -819,17 +810,8 @@
                               <w:sz w:val="72"/>
                               <w:szCs w:val="72"/>
                             </w:rPr>
-                            <w:t xml:space="preserve">ProLeague — Application Web de Gestion de Tournois </w:t>
+                            <w:t>ProLeague — Application Web de Gestion de Tournois E-sport</w:t>
                           </w:r>
-                          <w:proofErr w:type="spellStart"/>
-                          <w:r>
-                            <w:rPr>
-                              <w:sz w:val="72"/>
-                              <w:szCs w:val="72"/>
-                            </w:rPr>
-                            <w:t>E-sport</w:t>
-                          </w:r>
-                          <w:proofErr w:type="spellEnd"/>
                         </w:p>
                       </w:txbxContent>
                     </v:textbox>
@@ -894,10 +876,7 @@
                             <w:txbxContent>
                               <w:p>
                                 <w:r>
-                                  <w:t>Encadré</w:t>
-                                </w:r>
-                                <w:r>
-                                  <w:t xml:space="preserve"> </w:t>
+                                  <w:t xml:space="preserve">Encadré </w:t>
                                 </w:r>
                                 <w:r>
                                   <w:t>par</w:t>
@@ -933,10 +912,7 @@
                       <w:txbxContent>
                         <w:p>
                           <w:r>
-                            <w:t>Encadré</w:t>
-                          </w:r>
-                          <w:r>
-                            <w:t xml:space="preserve"> </w:t>
+                            <w:t xml:space="preserve">Encadré </w:t>
                           </w:r>
                           <w:r>
                             <w:t>par</w:t>
@@ -2964,21 +2940,7 @@
         <w:rPr>
           <w:rFonts w:ascii="Times New Roman" w:hAnsi="Times New Roman" w:cs="Times New Roman"/>
         </w:rPr>
-        <w:t xml:space="preserve">Organiser un tournoi </w:t>
-      </w:r>
-      <w:proofErr w:type="spellStart"/>
-      <w:r>
-        <w:rPr>
-          <w:rFonts w:ascii="Times New Roman" w:hAnsi="Times New Roman" w:cs="Times New Roman"/>
-        </w:rPr>
-        <w:t>E-sport</w:t>
-      </w:r>
-      <w:proofErr w:type="spellEnd"/>
-      <w:r>
-        <w:rPr>
-          <w:rFonts w:ascii="Times New Roman" w:hAnsi="Times New Roman" w:cs="Times New Roman"/>
-        </w:rPr>
-        <w:t>, c'est coordonner beaucoup de monde en même temps : les organisateurs, les équipes, les sponsors, le public... Sans outil adapté, on se retrouve vite à jongler entre des fichiers Excel, des Google Forms et des échanges en DM, ce qui génère inévitablement des erreurs, des oublis et une expérience franchement mauvaise pour tout le monde.</w:t>
+        <w:t>Organiser un tournoi E-sport, c'est coordonner beaucoup de monde en même temps : les organisateurs, les équipes, les sponsors, le public... Sans outil adapté, on se retrouve vite à jongler entre des fichiers Excel, des Google Forms et des échanges en DM, ce qui génère inévitablement des erreurs, des oublis et une expérience franchement mauvaise pour tout le monde.</w:t>
       </w:r>
     </w:p>
     <w:p>
@@ -3272,16 +3234,8 @@
         <w:rPr>
           <w:rFonts w:ascii="Times New Roman" w:hAnsi="Times New Roman" w:cs="Times New Roman"/>
         </w:rPr>
-        <w:t xml:space="preserve">Permettre de trier et filtrer les tournois par nom, jeu, date ou montant du </w:t>
+        <w:t>Permettre de trier et filtrer les tournois par nom, jeu, date ou montant du cashprize</w:t>
       </w:r>
-      <w:proofErr w:type="spellStart"/>
-      <w:r>
-        <w:rPr>
-          <w:rFonts w:ascii="Times New Roman" w:hAnsi="Times New Roman" w:cs="Times New Roman"/>
-        </w:rPr>
-        <w:t>cashprize</w:t>
-      </w:r>
-      <w:proofErr w:type="spellEnd"/>
     </w:p>
     <w:p>
       <w:pPr>
@@ -3716,49 +3670,7 @@
         <w:rPr>
           <w:rFonts w:ascii="Times New Roman" w:hAnsi="Times New Roman" w:cs="Times New Roman"/>
         </w:rPr>
-        <w:t xml:space="preserve">Un diagramme de classes pour une plateforme de tournois </w:t>
-      </w:r>
-      <w:proofErr w:type="spellStart"/>
-      <w:r>
-        <w:rPr>
-          <w:rFonts w:ascii="Times New Roman" w:hAnsi="Times New Roman" w:cs="Times New Roman"/>
-        </w:rPr>
-        <w:t>e-sport</w:t>
-      </w:r>
-      <w:proofErr w:type="spellEnd"/>
-      <w:r>
-        <w:rPr>
-          <w:rFonts w:ascii="Times New Roman" w:hAnsi="Times New Roman" w:cs="Times New Roman"/>
-        </w:rPr>
-        <w:t xml:space="preserve">. Un jeu peut avoir plusieurs tournois, et chaque tournoi peut avoir plusieurs équipes inscrites pour y participer. Les équipes ont un capitaine et un logo. Les tournois gèrent le </w:t>
-      </w:r>
-      <w:proofErr w:type="spellStart"/>
-      <w:r>
-        <w:rPr>
-          <w:rFonts w:ascii="Times New Roman" w:hAnsi="Times New Roman" w:cs="Times New Roman"/>
-        </w:rPr>
-        <w:t>prize</w:t>
-      </w:r>
-      <w:proofErr w:type="spellEnd"/>
-      <w:r>
-        <w:rPr>
-          <w:rFonts w:ascii="Times New Roman" w:hAnsi="Times New Roman" w:cs="Times New Roman"/>
-        </w:rPr>
-        <w:t xml:space="preserve"> money, le nombre maximum d'équipes, et vérifient s'ils sont complets ou s'il y a un gros </w:t>
-      </w:r>
-      <w:proofErr w:type="spellStart"/>
-      <w:r>
-        <w:rPr>
-          <w:rFonts w:ascii="Times New Roman" w:hAnsi="Times New Roman" w:cs="Times New Roman"/>
-        </w:rPr>
-        <w:t>cashprize</w:t>
-      </w:r>
-      <w:proofErr w:type="spellEnd"/>
-      <w:r>
-        <w:rPr>
-          <w:rFonts w:ascii="Times New Roman" w:hAnsi="Times New Roman" w:cs="Times New Roman"/>
-        </w:rPr>
-        <w:t>.</w:t>
+        <w:t>Un diagramme de classes pour une plateforme de tournois e-sport. Un jeu peut avoir plusieurs tournois, et chaque tournoi peut avoir plusieurs équipes inscrites pour y participer. Les équipes ont un capitaine et un logo. Les tournois gèrent le prize money, le nombre maximum d'équipes, et vérifient s'ils sont complets ou s'il y a un gros cashprize.</w:t>
       </w:r>
     </w:p>
     <w:p>
@@ -4242,27 +4154,7 @@
                 <w:sz w:val="21"/>
                 <w:szCs w:val="21"/>
               </w:rPr>
-              <w:t xml:space="preserve">Standard de facto, responsive par défaut, correspond bien aux </w:t>
-            </w:r>
-            <w:proofErr w:type="spellStart"/>
-            <w:r>
-              <w:rPr>
-                <w:rFonts w:ascii="Times New Roman" w:hAnsi="Times New Roman" w:cs="Times New Roman"/>
-                <w:spacing w:val="8"/>
-                <w:sz w:val="21"/>
-                <w:szCs w:val="21"/>
-              </w:rPr>
-              <w:t>specs</w:t>
-            </w:r>
-            <w:proofErr w:type="spellEnd"/>
-            <w:r>
-              <w:rPr>
-                <w:rFonts w:ascii="Times New Roman" w:hAnsi="Times New Roman" w:cs="Times New Roman"/>
-                <w:spacing w:val="8"/>
-                <w:sz w:val="21"/>
-                <w:szCs w:val="21"/>
-              </w:rPr>
-              <w:t xml:space="preserve"> visuelles du projet</w:t>
+              <w:t>Standard de facto, responsive par défaut, correspond bien aux specs visuelles du projet</w:t>
             </w:r>
           </w:p>
         </w:tc>
@@ -4806,21 +4698,7 @@
         <w:rPr>
           <w:rFonts w:ascii="Times New Roman" w:hAnsi="Times New Roman" w:cs="Times New Roman"/>
         </w:rPr>
-        <w:t xml:space="preserve">On a commencé par créer l'environnement virtuel, installer Django, et initialiser la structure. L'application tournois a été créée et ajoutée à </w:t>
-      </w:r>
-      <w:proofErr w:type="spellStart"/>
-      <w:r>
-        <w:rPr>
-          <w:rFonts w:ascii="Times New Roman" w:hAnsi="Times New Roman" w:cs="Times New Roman"/>
-        </w:rPr>
-        <w:t>Installed_apps</w:t>
-      </w:r>
-      <w:proofErr w:type="spellEnd"/>
-      <w:r>
-        <w:rPr>
-          <w:rFonts w:ascii="Times New Roman" w:hAnsi="Times New Roman" w:cs="Times New Roman"/>
-        </w:rPr>
-        <w:t>. On a ensuite configuré les fichiers statiques et médias dans settings.py.</w:t>
+        <w:t>On a commencé par créer l'environnement virtuel, installer Django, et initialiser la structure. L'application tournois a été créée et ajoutée à Installed_apps. On a ensuite configuré les fichiers statiques et médias dans settings.py.</w:t>
       </w:r>
     </w:p>
     <w:p>
@@ -5016,137 +4894,35 @@
           <w:b/>
           <w:bCs/>
         </w:rPr>
-        <w:t xml:space="preserve">Étape 5 : Les </w:t>
+        <w:t>Étape 5 : Les templates Bootstrap</w:t>
       </w:r>
-      <w:proofErr w:type="spellStart"/>
+    </w:p>
+    <w:p>
+      <w:pPr>
+        <w:spacing w:line="360" w:lineRule="auto"/>
+        <w:rPr>
+          <w:rFonts w:ascii="Times New Roman" w:hAnsi="Times New Roman" w:cs="Times New Roman"/>
+        </w:rPr>
+      </w:pPr>
       <w:r>
         <w:rPr>
           <w:rFonts w:ascii="Times New Roman" w:hAnsi="Times New Roman" w:cs="Times New Roman"/>
-          <w:b/>
-          <w:bCs/>
-        </w:rPr>
-        <w:t>templates</w:t>
+        </w:rPr>
+        <w:t>Le template de base (base.html) définit la structure globale : une navbar Bootstrap dark avec le logo ProLeague, la zone de contenu, et le footer. Chaque page en hérite via {% extends "base.html" %}.</w:t>
       </w:r>
-      <w:proofErr w:type="spellEnd"/>
+    </w:p>
+    <w:p>
+      <w:pPr>
+        <w:spacing w:line="360" w:lineRule="auto"/>
+        <w:rPr>
+          <w:rFonts w:ascii="Times New Roman" w:hAnsi="Times New Roman" w:cs="Times New Roman"/>
+        </w:rPr>
+      </w:pPr>
       <w:r>
         <w:rPr>
           <w:rFonts w:ascii="Times New Roman" w:hAnsi="Times New Roman" w:cs="Times New Roman"/>
-          <w:b/>
-          <w:bCs/>
-        </w:rPr>
-        <w:t xml:space="preserve"> Bootstrap</w:t>
-      </w:r>
-    </w:p>
-    <w:p>
-      <w:pPr>
-        <w:spacing w:line="360" w:lineRule="auto"/>
-        <w:rPr>
-          <w:rFonts w:ascii="Times New Roman" w:hAnsi="Times New Roman" w:cs="Times New Roman"/>
-        </w:rPr>
-      </w:pPr>
-      <w:r>
-        <w:rPr>
-          <w:rFonts w:ascii="Times New Roman" w:hAnsi="Times New Roman" w:cs="Times New Roman"/>
-        </w:rPr>
-        <w:t xml:space="preserve">Le </w:t>
-      </w:r>
-      <w:proofErr w:type="spellStart"/>
-      <w:r>
-        <w:rPr>
-          <w:rFonts w:ascii="Times New Roman" w:hAnsi="Times New Roman" w:cs="Times New Roman"/>
-        </w:rPr>
-        <w:t>template</w:t>
-      </w:r>
-      <w:proofErr w:type="spellEnd"/>
-      <w:r>
-        <w:rPr>
-          <w:rFonts w:ascii="Times New Roman" w:hAnsi="Times New Roman" w:cs="Times New Roman"/>
-        </w:rPr>
-        <w:t xml:space="preserve"> de base (base.html) définit la structure globale : une </w:t>
-      </w:r>
-      <w:proofErr w:type="spellStart"/>
-      <w:r>
-        <w:rPr>
-          <w:rFonts w:ascii="Times New Roman" w:hAnsi="Times New Roman" w:cs="Times New Roman"/>
-        </w:rPr>
-        <w:t>navbar</w:t>
-      </w:r>
-      <w:proofErr w:type="spellEnd"/>
-      <w:r>
-        <w:rPr>
-          <w:rFonts w:ascii="Times New Roman" w:hAnsi="Times New Roman" w:cs="Times New Roman"/>
-        </w:rPr>
-        <w:t xml:space="preserve"> Bootstrap </w:t>
-      </w:r>
-      <w:proofErr w:type="spellStart"/>
-      <w:r>
-        <w:rPr>
-          <w:rFonts w:ascii="Times New Roman" w:hAnsi="Times New Roman" w:cs="Times New Roman"/>
-        </w:rPr>
-        <w:t>dark</w:t>
-      </w:r>
-      <w:proofErr w:type="spellEnd"/>
-      <w:r>
-        <w:rPr>
-          <w:rFonts w:ascii="Times New Roman" w:hAnsi="Times New Roman" w:cs="Times New Roman"/>
-        </w:rPr>
-        <w:t xml:space="preserve"> avec le logo ProLeague, la zone de contenu, et le </w:t>
-      </w:r>
-      <w:proofErr w:type="spellStart"/>
-      <w:r>
-        <w:rPr>
-          <w:rFonts w:ascii="Times New Roman" w:hAnsi="Times New Roman" w:cs="Times New Roman"/>
-        </w:rPr>
-        <w:t>footer</w:t>
-      </w:r>
-      <w:proofErr w:type="spellEnd"/>
-      <w:r>
-        <w:rPr>
-          <w:rFonts w:ascii="Times New Roman" w:hAnsi="Times New Roman" w:cs="Times New Roman"/>
-        </w:rPr>
-        <w:t xml:space="preserve">. Chaque page en hérite via {% </w:t>
-      </w:r>
-      <w:proofErr w:type="spellStart"/>
-      <w:r>
-        <w:rPr>
-          <w:rFonts w:ascii="Times New Roman" w:hAnsi="Times New Roman" w:cs="Times New Roman"/>
-        </w:rPr>
-        <w:t>extends</w:t>
-      </w:r>
-      <w:proofErr w:type="spellEnd"/>
-      <w:r>
-        <w:rPr>
-          <w:rFonts w:ascii="Times New Roman" w:hAnsi="Times New Roman" w:cs="Times New Roman"/>
-        </w:rPr>
-        <w:t xml:space="preserve"> "base.html" %}.</w:t>
-      </w:r>
-    </w:p>
-    <w:p>
-      <w:pPr>
-        <w:spacing w:line="360" w:lineRule="auto"/>
-        <w:rPr>
-          <w:rFonts w:ascii="Times New Roman" w:hAnsi="Times New Roman" w:cs="Times New Roman"/>
-        </w:rPr>
-      </w:pPr>
-      <w:r>
-        <w:rPr>
-          <w:rFonts w:ascii="Times New Roman" w:hAnsi="Times New Roman" w:cs="Times New Roman"/>
-        </w:rPr>
-        <w:t xml:space="preserve">liste.html implémente les cartes de tournois avec les badges sombres pour les jeux et les alertes dorées pour les </w:t>
-      </w:r>
-      <w:proofErr w:type="spellStart"/>
-      <w:r>
-        <w:rPr>
-          <w:rFonts w:ascii="Times New Roman" w:hAnsi="Times New Roman" w:cs="Times New Roman"/>
-        </w:rPr>
-        <w:t>cashprizes</w:t>
-      </w:r>
-      <w:proofErr w:type="spellEnd"/>
-      <w:r>
-        <w:rPr>
-          <w:rFonts w:ascii="Times New Roman" w:hAnsi="Times New Roman" w:cs="Times New Roman"/>
-        </w:rPr>
-        <w:t xml:space="preserve"> importants, comme prévu dans le cahier des charges.</w:t>
+        </w:rPr>
+        <w:t>liste.html implémente les cartes de tournois avec les badges sombres pour les jeux et les alertes dorées pour les cashprizes importants, comme prévu dans le cahier des charges.</w:t>
       </w:r>
     </w:p>
     <w:p>
@@ -5185,21 +4961,7 @@
         <w:rPr>
           <w:rFonts w:ascii="Times New Roman" w:hAnsi="Times New Roman" w:cs="Times New Roman"/>
         </w:rPr>
-        <w:t xml:space="preserve">Tous les formulaires incluent le </w:t>
-      </w:r>
-      <w:proofErr w:type="spellStart"/>
-      <w:r>
-        <w:rPr>
-          <w:rFonts w:ascii="Times New Roman" w:hAnsi="Times New Roman" w:cs="Times New Roman"/>
-        </w:rPr>
-        <w:t>token</w:t>
-      </w:r>
-      <w:proofErr w:type="spellEnd"/>
-      <w:r>
-        <w:rPr>
-          <w:rFonts w:ascii="Times New Roman" w:hAnsi="Times New Roman" w:cs="Times New Roman"/>
-        </w:rPr>
-        <w:t xml:space="preserve"> CSRF. L'accès à l'administration est protégé par le système natif Django..</w:t>
+        <w:t>Tous les formulaires incluent le token CSRF. L'accès à l'administration est protégé par le système natif Django..</w:t>
       </w:r>
     </w:p>
     <w:p>
@@ -5367,19 +5129,8 @@
                 <w:sz w:val="21"/>
                 <w:szCs w:val="21"/>
               </w:rPr>
-              <w:t xml:space="preserve">Approche incrémentale : filtres appliqués conditionnellement sur le </w:t>
-            </w:r>
-            <w:proofErr w:type="spellStart"/>
-            <w:r>
-              <w:rPr>
-                <w:rFonts w:ascii="Times New Roman" w:hAnsi="Times New Roman" w:cs="Times New Roman"/>
-                <w:spacing w:val="8"/>
-                <w:sz w:val="21"/>
-                <w:szCs w:val="21"/>
-              </w:rPr>
-              <w:t>queryset</w:t>
-            </w:r>
-            <w:proofErr w:type="spellEnd"/>
+              <w:t>Approche incrémentale : filtres appliqués conditionnellement sur le queryset</w:t>
+            </w:r>
           </w:p>
         </w:tc>
       </w:tr>
@@ -5560,40 +5311,25 @@
         <w:rPr>
           <w:rFonts w:ascii="Times New Roman" w:hAnsi="Times New Roman" w:cs="Times New Roman"/>
         </w:rPr>
-        <w:t xml:space="preserve">            Finalement, ProLeague couvre l'ensemble des fonctionnalités prévues. L'interface est navigable, responsive et visuellement cohérente avec l'univers </w:t>
+        <w:t xml:space="preserve">            Finalement, ProLeague couvre l'ensemble des fonctionnalités prévues. L'interface est navigable, responsive et visuellement cohérente avec l'univers E-sport. L'admin Django est opérationnel et permet à un non-développeur de gérer tout le contenu de la plateforme sans friction.</w:t>
       </w:r>
-      <w:proofErr w:type="spellStart"/>
+    </w:p>
+    <w:p>
+      <w:pPr>
+        <w:spacing w:line="360" w:lineRule="auto"/>
+        <w:rPr>
+          <w:rFonts w:ascii="Times New Roman" w:hAnsi="Times New Roman" w:cs="Times New Roman"/>
+        </w:rPr>
+      </w:pPr>
       <w:r>
         <w:rPr>
           <w:rFonts w:ascii="Times New Roman" w:hAnsi="Times New Roman" w:cs="Times New Roman"/>
         </w:rPr>
-        <w:t>E-sport</w:t>
-      </w:r>
-      <w:proofErr w:type="spellEnd"/>
-      <w:r>
-        <w:rPr>
-          <w:rFonts w:ascii="Times New Roman" w:hAnsi="Times New Roman" w:cs="Times New Roman"/>
-        </w:rPr>
-        <w:t>. L'admin Django est opérationnel et permet à un non-développeur de gérer tout le contenu de la plateforme sans friction.</w:t>
-      </w:r>
-    </w:p>
-    <w:p>
-      <w:pPr>
-        <w:spacing w:line="360" w:lineRule="auto"/>
-        <w:rPr>
-          <w:rFonts w:ascii="Times New Roman" w:hAnsi="Times New Roman" w:cs="Times New Roman"/>
-        </w:rPr>
-      </w:pPr>
-      <w:r>
-        <w:rPr>
-          <w:rFonts w:ascii="Times New Roman" w:hAnsi="Times New Roman" w:cs="Times New Roman"/>
-          <w:noProof/>
-        </w:rPr>
         <w:drawing>
-          <wp:inline distT="0" distB="0" distL="0" distR="0" wp14:anchorId="04D976BB" wp14:editId="153FA015">
-            <wp:extent cx="5760720" cy="2231390"/>
-            <wp:effectExtent l="0" t="0" r="0" b="0"/>
-            <wp:docPr id="251767611" name="Image 1"/>
+          <wp:inline distT="0" distB="0" distL="0" distR="0" wp14:anchorId="50DF4582" wp14:editId="3C133109">
+            <wp:extent cx="5760720" cy="2391410"/>
+            <wp:effectExtent l="0" t="0" r="0" b="8890"/>
+            <wp:docPr id="154333489" name="Image 1"/>
             <wp:cNvGraphicFramePr>
               <a:graphicFrameLocks xmlns:a="http://schemas.openxmlformats.org/drawingml/2006/main" noChangeAspect="1"/>
             </wp:cNvGraphicFramePr>
@@ -5601,7 +5337,7 @@
               <a:graphicData uri="http://schemas.openxmlformats.org/drawingml/2006/picture">
                 <pic:pic xmlns:pic="http://schemas.openxmlformats.org/drawingml/2006/picture">
                   <pic:nvPicPr>
-                    <pic:cNvPr id="251767611" name=""/>
+                    <pic:cNvPr id="154333489" name=""/>
                     <pic:cNvPicPr/>
                   </pic:nvPicPr>
                   <pic:blipFill>
@@ -5613,7 +5349,7 @@
                   <pic:spPr>
                     <a:xfrm>
                       <a:off x="0" y="0"/>
-                      <a:ext cx="5760720" cy="2231390"/>
+                      <a:ext cx="5760720" cy="2391410"/>
                     </a:xfrm>
                     <a:prstGeom prst="rect">
                       <a:avLst/>
@@ -5868,15 +5604,7 @@
     <w:p>
       <w:bookmarkStart w:id="18" w:name="_Toc229242650"/>
       <w:r>
-        <w:t xml:space="preserve">L'application ProLeague répond aux besoins fonctionnels et non fonctionnels du cahier des charges. Les tests réalisés confirment l'efficacité du système de filtrage, la protection CSRF des formulaires, et la conformité de l'affichage visuel (badges sombres pour les jeux, alertes dorées pour les gros </w:t>
-      </w:r>
-      <w:proofErr w:type="spellStart"/>
-      <w:r>
-        <w:t>cashprizes</w:t>
-      </w:r>
-      <w:proofErr w:type="spellEnd"/>
-      <w:r>
-        <w:t>). L'administration Django permet la gestion des contenus par un non-développeur. L'authentification des capitaines d'équipe n'est pas implémentée selon les spécifications initiales, le champ capitaine étant actuellement un texte libre</w:t>
+        <w:t>L'application ProLeague répond aux besoins fonctionnels et non fonctionnels du cahier des charges. Les tests réalisés confirment l'efficacité du système de filtrage, la protection CSRF des formulaires, et la conformité de l'affichage visuel (badges sombres pour les jeux, alertes dorées pour les gros cashprizes). L'administration Django permet la gestion des contenus par un non-développeur. L'authentification des capitaines d'équipe n'est pas implémentée selon les spécifications initiales, le champ capitaine étant actuellement un texte libre</w:t>
       </w:r>
     </w:p>
     <w:p>
@@ -5962,21 +5690,7 @@
         <w:rPr>
           <w:rFonts w:ascii="Times New Roman" w:hAnsi="Times New Roman" w:cs="Times New Roman"/>
         </w:rPr>
-        <w:t xml:space="preserve">En termes de perspectives, les suites naturelles seraient l'ajout d'un module de </w:t>
-      </w:r>
-      <w:proofErr w:type="spellStart"/>
-      <w:r>
-        <w:rPr>
-          <w:rFonts w:ascii="Times New Roman" w:hAnsi="Times New Roman" w:cs="Times New Roman"/>
-        </w:rPr>
-        <w:t>brackets</w:t>
-      </w:r>
-      <w:proofErr w:type="spellEnd"/>
-      <w:r>
-        <w:rPr>
-          <w:rFonts w:ascii="Times New Roman" w:hAnsi="Times New Roman" w:cs="Times New Roman"/>
-        </w:rPr>
-        <w:t xml:space="preserve"> pour gérer les phases de tournoi, un système de notifications, et une version mobile plus poussée. Le socle technique choisi (Django + PostgreSQL en production) supporte sans difficulté ces évolutions.</w:t>
+        <w:t>En termes de perspectives, les suites naturelles seraient l'ajout d'un module de brackets pour gérer les phases de tournoi, un système de notifications, et une version mobile plus poussée. Le socle technique choisi (Django + PostgreSQL en production) supporte sans difficulté ces évolutions.</w:t>
       </w:r>
     </w:p>
     <w:p>
@@ -8950,6 +8664,7 @@
   <w:style w:type="character" w:default="1" w:styleId="Policepardfaut">
     <w:name w:val="Default Paragraph Font"/>
     <w:uiPriority w:val="1"/>
+    <w:semiHidden/>
     <w:unhideWhenUsed/>
   </w:style>
   <w:style w:type="table" w:default="1" w:styleId="TableauNormal">
